--- a/Tablas Diccionario.docx
+++ b/Tablas Diccionario.docx
@@ -1,6 +1,6 @@
 
 <file path=word/document.xml><?xml version="1.0" encoding="utf-8"?>
-<w:document xmlns:wpc="http://schemas.microsoft.com/office/word/2010/wordprocessingCanvas" xmlns:cx="http://schemas.microsoft.com/office/drawing/2014/chartex" xmlns:cx1="http://schemas.microsoft.com/office/drawing/2015/9/8/chartex" xmlns:cx2="http://schemas.microsoft.com/office/drawing/2015/10/21/chartex" xmlns:cx3="http://schemas.microsoft.com/office/drawing/2016/5/9/chartex" xmlns:cx4="http://schemas.microsoft.com/office/drawing/2016/5/10/chartex" xmlns:cx5="http://schemas.microsoft.com/office/drawing/2016/5/11/chartex" xmlns:cx6="http://schemas.microsoft.com/office/drawing/2016/5/12/chartex" xmlns:cx7="http://schemas.microsoft.com/office/drawing/2016/5/13/chartex" xmlns:cx8="http://schemas.microsoft.com/office/drawing/2016/5/14/chartex" xmlns:mc="http://schemas.openxmlformats.org/markup-compatibility/2006" xmlns:aink="http://schemas.microsoft.com/office/drawing/2016/ink" xmlns:am3d="http://schemas.microsoft.com/office/drawing/2017/model3d" xmlns:o="urn:schemas-microsoft-com:office:office" xmlns:r="http://schemas.openxmlformats.org/officeDocument/2006/relationships" xmlns:m="http://schemas.openxmlformats.org/officeDocument/2006/math" xmlns:v="urn:schemas-microsoft-com:vml" xmlns:wp14="http://schemas.microsoft.com/office/word/2010/wordprocessingDrawing" xmlns:wp="http://schemas.openxmlformats.org/drawingml/2006/wordprocessingDrawing" xmlns:w10="urn:schemas-microsoft-com:office:word" xmlns:w="http://schemas.openxmlformats.org/wordprocessingml/2006/main" xmlns:w14="http://schemas.microsoft.com/office/word/2010/wordml" xmlns:w15="http://schemas.microsoft.com/office/word/2012/wordml" xmlns:w16cid="http://schemas.microsoft.com/office/word/2016/wordml/cid" xmlns:w16se="http://schemas.microsoft.com/office/word/2015/wordml/symex" xmlns:wpg="http://schemas.microsoft.com/office/word/2010/wordprocessingGroup" xmlns:wpi="http://schemas.microsoft.com/office/word/2010/wordprocessingInk" xmlns:wne="http://schemas.microsoft.com/office/word/2006/wordml" xmlns:wps="http://schemas.microsoft.com/office/word/2010/wordprocessingShape" mc:Ignorable="w14 w15 w16se w16cid wp14">
+<w:document xmlns:wpc="http://schemas.microsoft.com/office/word/2010/wordprocessingCanvas" xmlns:cx="http://schemas.microsoft.com/office/drawing/2014/chartex" xmlns:cx1="http://schemas.microsoft.com/office/drawing/2015/9/8/chartex" xmlns:cx2="http://schemas.microsoft.com/office/drawing/2015/10/21/chartex" xmlns:cx3="http://schemas.microsoft.com/office/drawing/2016/5/9/chartex" xmlns:cx4="http://schemas.microsoft.com/office/drawing/2016/5/10/chartex" xmlns:cx5="http://schemas.microsoft.com/office/drawing/2016/5/11/chartex" xmlns:cx6="http://schemas.microsoft.com/office/drawing/2016/5/12/chartex" xmlns:cx7="http://schemas.microsoft.com/office/drawing/2016/5/13/chartex" xmlns:cx8="http://schemas.microsoft.com/office/drawing/2016/5/14/chartex" xmlns:mc="http://schemas.openxmlformats.org/markup-compatibility/2006" xmlns:aink="http://schemas.microsoft.com/office/drawing/2016/ink" xmlns:am3d="http://schemas.microsoft.com/office/drawing/2017/model3d" xmlns:o="urn:schemas-microsoft-com:office:office" xmlns:oel="http://schemas.microsoft.com/office/2019/extlst" xmlns:r="http://schemas.openxmlformats.org/officeDocument/2006/relationships" xmlns:m="http://schemas.openxmlformats.org/officeDocument/2006/math" xmlns:v="urn:schemas-microsoft-com:vml" xmlns:wp14="http://schemas.microsoft.com/office/word/2010/wordprocessingDrawing" xmlns:wp="http://schemas.openxmlformats.org/drawingml/2006/wordprocessingDrawing" xmlns:w10="urn:schemas-microsoft-com:office:word" xmlns:w="http://schemas.openxmlformats.org/wordprocessingml/2006/main" xmlns:w14="http://schemas.microsoft.com/office/word/2010/wordml" xmlns:w15="http://schemas.microsoft.com/office/word/2012/wordml" xmlns:w16cex="http://schemas.microsoft.com/office/word/2018/wordml/cex" xmlns:w16cid="http://schemas.microsoft.com/office/word/2016/wordml/cid" xmlns:w16="http://schemas.microsoft.com/office/word/2018/wordml" xmlns:w16du="http://schemas.microsoft.com/office/word/2023/wordml/word16du" xmlns:w16sdtdh="http://schemas.microsoft.com/office/word/2020/wordml/sdtdatahash" xmlns:w16sdtfl="http://schemas.microsoft.com/office/word/2024/wordml/sdtformatlock" xmlns:w16se="http://schemas.microsoft.com/office/word/2015/wordml/symex" xmlns:wpg="http://schemas.microsoft.com/office/word/2010/wordprocessingGroup" xmlns:wpi="http://schemas.microsoft.com/office/word/2010/wordprocessingInk" xmlns:wne="http://schemas.microsoft.com/office/word/2006/wordml" xmlns:wps="http://schemas.microsoft.com/office/word/2010/wordprocessingShape" mc:Ignorable="w14 w15 w16se w16cid w16 w16cex w16sdtdh w16sdtfl w16du wp14">
   <w:body>
     <w:tbl>
       <w:tblPr>
@@ -32,7 +32,6 @@
               <w:bottom w:val="single" w:sz="4" w:space="0" w:color="auto"/>
               <w:right w:val="single" w:sz="4" w:space="0" w:color="auto"/>
             </w:tcBorders>
-            <w:shd w:val="clear" w:color="auto" w:fill="auto"/>
             <w:noWrap/>
             <w:vAlign w:val="bottom"/>
             <w:hideMark/>
@@ -71,7 +70,6 @@
               <w:bottom w:val="single" w:sz="4" w:space="0" w:color="auto"/>
               <w:right w:val="single" w:sz="4" w:space="0" w:color="auto"/>
             </w:tcBorders>
-            <w:shd w:val="clear" w:color="auto" w:fill="auto"/>
             <w:noWrap/>
             <w:vAlign w:val="bottom"/>
             <w:hideMark/>
@@ -104,7 +102,6 @@
               <w:bottom w:val="single" w:sz="4" w:space="0" w:color="auto"/>
               <w:right w:val="single" w:sz="4" w:space="0" w:color="auto"/>
             </w:tcBorders>
-            <w:shd w:val="clear" w:color="auto" w:fill="auto"/>
             <w:noWrap/>
             <w:vAlign w:val="bottom"/>
             <w:hideMark/>
@@ -137,7 +134,6 @@
               <w:bottom w:val="single" w:sz="4" w:space="0" w:color="auto"/>
               <w:right w:val="single" w:sz="4" w:space="0" w:color="auto"/>
             </w:tcBorders>
-            <w:shd w:val="clear" w:color="auto" w:fill="auto"/>
             <w:noWrap/>
             <w:vAlign w:val="bottom"/>
             <w:hideMark/>
@@ -170,7 +166,6 @@
               <w:bottom w:val="single" w:sz="4" w:space="0" w:color="auto"/>
               <w:right w:val="single" w:sz="4" w:space="0" w:color="auto"/>
             </w:tcBorders>
-            <w:shd w:val="clear" w:color="auto" w:fill="auto"/>
             <w:noWrap/>
             <w:vAlign w:val="bottom"/>
             <w:hideMark/>
@@ -210,7 +205,6 @@
               <w:bottom w:val="single" w:sz="4" w:space="0" w:color="auto"/>
               <w:right w:val="single" w:sz="4" w:space="0" w:color="auto"/>
             </w:tcBorders>
-            <w:shd w:val="clear" w:color="auto" w:fill="auto"/>
             <w:noWrap/>
             <w:vAlign w:val="bottom"/>
             <w:hideMark/>
@@ -243,7 +237,6 @@
               <w:bottom w:val="single" w:sz="4" w:space="0" w:color="auto"/>
               <w:right w:val="single" w:sz="4" w:space="0" w:color="auto"/>
             </w:tcBorders>
-            <w:shd w:val="clear" w:color="auto" w:fill="auto"/>
             <w:noWrap/>
             <w:vAlign w:val="bottom"/>
             <w:hideMark/>
@@ -276,7 +269,6 @@
               <w:bottom w:val="single" w:sz="4" w:space="0" w:color="auto"/>
               <w:right w:val="single" w:sz="4" w:space="0" w:color="auto"/>
             </w:tcBorders>
-            <w:shd w:val="clear" w:color="auto" w:fill="auto"/>
             <w:noWrap/>
             <w:vAlign w:val="bottom"/>
             <w:hideMark/>
@@ -310,7 +302,6 @@
               <w:bottom w:val="single" w:sz="4" w:space="0" w:color="auto"/>
               <w:right w:val="single" w:sz="4" w:space="0" w:color="auto"/>
             </w:tcBorders>
-            <w:shd w:val="clear" w:color="auto" w:fill="auto"/>
             <w:noWrap/>
             <w:vAlign w:val="bottom"/>
             <w:hideMark/>
@@ -376,7 +367,6 @@
               <w:bottom w:val="single" w:sz="4" w:space="0" w:color="auto"/>
               <w:right w:val="single" w:sz="4" w:space="0" w:color="auto"/>
             </w:tcBorders>
-            <w:shd w:val="clear" w:color="auto" w:fill="auto"/>
             <w:noWrap/>
             <w:vAlign w:val="bottom"/>
             <w:hideMark/>
@@ -409,7 +399,6 @@
               <w:bottom w:val="single" w:sz="4" w:space="0" w:color="auto"/>
               <w:right w:val="single" w:sz="4" w:space="0" w:color="auto"/>
             </w:tcBorders>
-            <w:shd w:val="clear" w:color="auto" w:fill="auto"/>
             <w:noWrap/>
             <w:vAlign w:val="bottom"/>
             <w:hideMark/>
@@ -442,7 +431,6 @@
               <w:bottom w:val="single" w:sz="4" w:space="0" w:color="auto"/>
               <w:right w:val="single" w:sz="4" w:space="0" w:color="auto"/>
             </w:tcBorders>
-            <w:shd w:val="clear" w:color="auto" w:fill="auto"/>
             <w:noWrap/>
             <w:vAlign w:val="bottom"/>
             <w:hideMark/>
@@ -476,7 +464,6 @@
               <w:bottom w:val="single" w:sz="4" w:space="0" w:color="auto"/>
               <w:right w:val="single" w:sz="4" w:space="0" w:color="auto"/>
             </w:tcBorders>
-            <w:shd w:val="clear" w:color="auto" w:fill="auto"/>
             <w:noWrap/>
             <w:vAlign w:val="bottom"/>
             <w:hideMark/>
@@ -514,7 +501,6 @@
               <w:bottom w:val="single" w:sz="4" w:space="0" w:color="auto"/>
               <w:right w:val="single" w:sz="4" w:space="0" w:color="auto"/>
             </w:tcBorders>
-            <w:shd w:val="clear" w:color="auto" w:fill="auto"/>
             <w:noWrap/>
             <w:vAlign w:val="bottom"/>
             <w:hideMark/>
@@ -547,7 +533,6 @@
               <w:bottom w:val="single" w:sz="4" w:space="0" w:color="auto"/>
               <w:right w:val="single" w:sz="4" w:space="0" w:color="auto"/>
             </w:tcBorders>
-            <w:shd w:val="clear" w:color="auto" w:fill="auto"/>
             <w:noWrap/>
             <w:vAlign w:val="bottom"/>
             <w:hideMark/>
@@ -580,7 +565,6 @@
               <w:bottom w:val="single" w:sz="4" w:space="0" w:color="auto"/>
               <w:right w:val="single" w:sz="4" w:space="0" w:color="auto"/>
             </w:tcBorders>
-            <w:shd w:val="clear" w:color="auto" w:fill="auto"/>
             <w:noWrap/>
             <w:vAlign w:val="bottom"/>
             <w:hideMark/>
@@ -614,7 +598,6 @@
               <w:bottom w:val="single" w:sz="4" w:space="0" w:color="auto"/>
               <w:right w:val="single" w:sz="4" w:space="0" w:color="auto"/>
             </w:tcBorders>
-            <w:shd w:val="clear" w:color="auto" w:fill="auto"/>
             <w:noWrap/>
             <w:vAlign w:val="bottom"/>
             <w:hideMark/>
@@ -652,7 +635,6 @@
               <w:bottom w:val="single" w:sz="4" w:space="0" w:color="auto"/>
               <w:right w:val="single" w:sz="4" w:space="0" w:color="auto"/>
             </w:tcBorders>
-            <w:shd w:val="clear" w:color="auto" w:fill="auto"/>
             <w:noWrap/>
             <w:vAlign w:val="bottom"/>
             <w:hideMark/>
@@ -685,7 +667,6 @@
               <w:bottom w:val="single" w:sz="4" w:space="0" w:color="auto"/>
               <w:right w:val="single" w:sz="4" w:space="0" w:color="auto"/>
             </w:tcBorders>
-            <w:shd w:val="clear" w:color="auto" w:fill="auto"/>
             <w:noWrap/>
             <w:vAlign w:val="bottom"/>
             <w:hideMark/>
@@ -718,7 +699,6 @@
               <w:bottom w:val="single" w:sz="4" w:space="0" w:color="auto"/>
               <w:right w:val="single" w:sz="4" w:space="0" w:color="auto"/>
             </w:tcBorders>
-            <w:shd w:val="clear" w:color="auto" w:fill="auto"/>
             <w:noWrap/>
             <w:vAlign w:val="bottom"/>
             <w:hideMark/>
@@ -752,7 +732,6 @@
               <w:bottom w:val="single" w:sz="4" w:space="0" w:color="auto"/>
               <w:right w:val="single" w:sz="4" w:space="0" w:color="auto"/>
             </w:tcBorders>
-            <w:shd w:val="clear" w:color="auto" w:fill="auto"/>
             <w:noWrap/>
             <w:vAlign w:val="bottom"/>
             <w:hideMark/>
@@ -790,7 +769,6 @@
               <w:bottom w:val="single" w:sz="4" w:space="0" w:color="auto"/>
               <w:right w:val="single" w:sz="4" w:space="0" w:color="auto"/>
             </w:tcBorders>
-            <w:shd w:val="clear" w:color="auto" w:fill="auto"/>
             <w:noWrap/>
             <w:vAlign w:val="bottom"/>
             <w:hideMark/>
@@ -823,7 +801,6 @@
               <w:bottom w:val="single" w:sz="4" w:space="0" w:color="auto"/>
               <w:right w:val="single" w:sz="4" w:space="0" w:color="auto"/>
             </w:tcBorders>
-            <w:shd w:val="clear" w:color="auto" w:fill="auto"/>
             <w:noWrap/>
             <w:vAlign w:val="bottom"/>
             <w:hideMark/>
@@ -856,7 +833,6 @@
               <w:bottom w:val="single" w:sz="4" w:space="0" w:color="auto"/>
               <w:right w:val="single" w:sz="4" w:space="0" w:color="auto"/>
             </w:tcBorders>
-            <w:shd w:val="clear" w:color="auto" w:fill="auto"/>
             <w:noWrap/>
             <w:vAlign w:val="bottom"/>
             <w:hideMark/>
@@ -890,7 +866,6 @@
               <w:bottom w:val="single" w:sz="4" w:space="0" w:color="auto"/>
               <w:right w:val="single" w:sz="4" w:space="0" w:color="auto"/>
             </w:tcBorders>
-            <w:shd w:val="clear" w:color="auto" w:fill="auto"/>
             <w:noWrap/>
             <w:vAlign w:val="bottom"/>
             <w:hideMark/>
@@ -946,7 +921,6 @@
               <w:bottom w:val="single" w:sz="4" w:space="0" w:color="auto"/>
               <w:right w:val="single" w:sz="4" w:space="0" w:color="auto"/>
             </w:tcBorders>
-            <w:shd w:val="clear" w:color="auto" w:fill="auto"/>
             <w:noWrap/>
             <w:vAlign w:val="bottom"/>
             <w:hideMark/>
@@ -985,7 +959,6 @@
               <w:bottom w:val="single" w:sz="4" w:space="0" w:color="auto"/>
               <w:right w:val="single" w:sz="4" w:space="0" w:color="auto"/>
             </w:tcBorders>
-            <w:shd w:val="clear" w:color="auto" w:fill="auto"/>
             <w:noWrap/>
             <w:vAlign w:val="bottom"/>
             <w:hideMark/>
@@ -1018,7 +991,6 @@
               <w:bottom w:val="single" w:sz="4" w:space="0" w:color="auto"/>
               <w:right w:val="single" w:sz="4" w:space="0" w:color="auto"/>
             </w:tcBorders>
-            <w:shd w:val="clear" w:color="auto" w:fill="auto"/>
             <w:noWrap/>
             <w:vAlign w:val="bottom"/>
             <w:hideMark/>
@@ -1051,7 +1023,6 @@
               <w:bottom w:val="single" w:sz="4" w:space="0" w:color="auto"/>
               <w:right w:val="single" w:sz="4" w:space="0" w:color="auto"/>
             </w:tcBorders>
-            <w:shd w:val="clear" w:color="auto" w:fill="auto"/>
             <w:noWrap/>
             <w:vAlign w:val="bottom"/>
             <w:hideMark/>
@@ -1084,7 +1055,6 @@
               <w:bottom w:val="single" w:sz="4" w:space="0" w:color="auto"/>
               <w:right w:val="single" w:sz="4" w:space="0" w:color="auto"/>
             </w:tcBorders>
-            <w:shd w:val="clear" w:color="auto" w:fill="auto"/>
             <w:noWrap/>
             <w:vAlign w:val="bottom"/>
             <w:hideMark/>
@@ -1124,7 +1094,6 @@
               <w:bottom w:val="single" w:sz="4" w:space="0" w:color="auto"/>
               <w:right w:val="single" w:sz="4" w:space="0" w:color="auto"/>
             </w:tcBorders>
-            <w:shd w:val="clear" w:color="auto" w:fill="auto"/>
             <w:noWrap/>
             <w:vAlign w:val="bottom"/>
             <w:hideMark/>
@@ -1157,7 +1126,6 @@
               <w:bottom w:val="single" w:sz="4" w:space="0" w:color="auto"/>
               <w:right w:val="single" w:sz="4" w:space="0" w:color="auto"/>
             </w:tcBorders>
-            <w:shd w:val="clear" w:color="auto" w:fill="auto"/>
             <w:noWrap/>
             <w:vAlign w:val="bottom"/>
             <w:hideMark/>
@@ -1190,7 +1158,6 @@
               <w:bottom w:val="single" w:sz="4" w:space="0" w:color="auto"/>
               <w:right w:val="single" w:sz="4" w:space="0" w:color="auto"/>
             </w:tcBorders>
-            <w:shd w:val="clear" w:color="auto" w:fill="auto"/>
             <w:noWrap/>
             <w:vAlign w:val="bottom"/>
             <w:hideMark/>
@@ -1224,7 +1191,6 @@
               <w:bottom w:val="single" w:sz="4" w:space="0" w:color="auto"/>
               <w:right w:val="single" w:sz="4" w:space="0" w:color="auto"/>
             </w:tcBorders>
-            <w:shd w:val="clear" w:color="auto" w:fill="auto"/>
             <w:noWrap/>
             <w:vAlign w:val="bottom"/>
             <w:hideMark/>
@@ -1280,7 +1246,6 @@
               <w:bottom w:val="single" w:sz="4" w:space="0" w:color="auto"/>
               <w:right w:val="single" w:sz="4" w:space="0" w:color="auto"/>
             </w:tcBorders>
-            <w:shd w:val="clear" w:color="auto" w:fill="auto"/>
             <w:noWrap/>
             <w:vAlign w:val="bottom"/>
             <w:hideMark/>
@@ -1323,7 +1288,6 @@
               <w:bottom w:val="single" w:sz="4" w:space="0" w:color="auto"/>
               <w:right w:val="single" w:sz="4" w:space="0" w:color="auto"/>
             </w:tcBorders>
-            <w:shd w:val="clear" w:color="auto" w:fill="auto"/>
             <w:noWrap/>
             <w:vAlign w:val="bottom"/>
             <w:hideMark/>
@@ -1356,7 +1320,6 @@
               <w:bottom w:val="single" w:sz="4" w:space="0" w:color="auto"/>
               <w:right w:val="single" w:sz="4" w:space="0" w:color="auto"/>
             </w:tcBorders>
-            <w:shd w:val="clear" w:color="auto" w:fill="auto"/>
             <w:noWrap/>
             <w:vAlign w:val="bottom"/>
             <w:hideMark/>
@@ -1390,7 +1353,6 @@
               <w:bottom w:val="single" w:sz="4" w:space="0" w:color="auto"/>
               <w:right w:val="single" w:sz="4" w:space="0" w:color="auto"/>
             </w:tcBorders>
-            <w:shd w:val="clear" w:color="auto" w:fill="auto"/>
             <w:noWrap/>
             <w:vAlign w:val="bottom"/>
             <w:hideMark/>
@@ -1484,7 +1446,6 @@
               <w:bottom w:val="single" w:sz="4" w:space="0" w:color="auto"/>
               <w:right w:val="single" w:sz="4" w:space="0" w:color="auto"/>
             </w:tcBorders>
-            <w:shd w:val="clear" w:color="auto" w:fill="auto"/>
             <w:noWrap/>
             <w:vAlign w:val="bottom"/>
             <w:hideMark/>
@@ -1525,7 +1486,6 @@
               <w:bottom w:val="single" w:sz="4" w:space="0" w:color="auto"/>
               <w:right w:val="single" w:sz="4" w:space="0" w:color="auto"/>
             </w:tcBorders>
-            <w:shd w:val="clear" w:color="auto" w:fill="auto"/>
             <w:noWrap/>
             <w:vAlign w:val="bottom"/>
             <w:hideMark/>
@@ -1558,7 +1518,6 @@
               <w:bottom w:val="single" w:sz="4" w:space="0" w:color="auto"/>
               <w:right w:val="single" w:sz="4" w:space="0" w:color="auto"/>
             </w:tcBorders>
-            <w:shd w:val="clear" w:color="auto" w:fill="auto"/>
             <w:noWrap/>
             <w:vAlign w:val="bottom"/>
             <w:hideMark/>
@@ -1591,7 +1550,6 @@
               <w:bottom w:val="single" w:sz="4" w:space="0" w:color="auto"/>
               <w:right w:val="single" w:sz="4" w:space="0" w:color="auto"/>
             </w:tcBorders>
-            <w:shd w:val="clear" w:color="auto" w:fill="auto"/>
             <w:noWrap/>
             <w:vAlign w:val="bottom"/>
             <w:hideMark/>
@@ -1624,7 +1582,6 @@
               <w:bottom w:val="single" w:sz="4" w:space="0" w:color="auto"/>
               <w:right w:val="single" w:sz="4" w:space="0" w:color="auto"/>
             </w:tcBorders>
-            <w:shd w:val="clear" w:color="auto" w:fill="auto"/>
             <w:noWrap/>
             <w:vAlign w:val="bottom"/>
             <w:hideMark/>
@@ -1664,7 +1621,6 @@
               <w:bottom w:val="single" w:sz="4" w:space="0" w:color="auto"/>
               <w:right w:val="single" w:sz="4" w:space="0" w:color="auto"/>
             </w:tcBorders>
-            <w:shd w:val="clear" w:color="auto" w:fill="auto"/>
             <w:noWrap/>
             <w:vAlign w:val="bottom"/>
             <w:hideMark/>
@@ -1697,7 +1653,6 @@
               <w:bottom w:val="single" w:sz="4" w:space="0" w:color="auto"/>
               <w:right w:val="single" w:sz="4" w:space="0" w:color="auto"/>
             </w:tcBorders>
-            <w:shd w:val="clear" w:color="auto" w:fill="auto"/>
             <w:noWrap/>
             <w:vAlign w:val="bottom"/>
             <w:hideMark/>
@@ -1730,7 +1685,6 @@
               <w:bottom w:val="single" w:sz="4" w:space="0" w:color="auto"/>
               <w:right w:val="single" w:sz="4" w:space="0" w:color="auto"/>
             </w:tcBorders>
-            <w:shd w:val="clear" w:color="auto" w:fill="auto"/>
             <w:noWrap/>
             <w:vAlign w:val="bottom"/>
             <w:hideMark/>
@@ -1764,7 +1718,6 @@
               <w:bottom w:val="single" w:sz="4" w:space="0" w:color="auto"/>
               <w:right w:val="single" w:sz="4" w:space="0" w:color="auto"/>
             </w:tcBorders>
-            <w:shd w:val="clear" w:color="auto" w:fill="auto"/>
             <w:noWrap/>
             <w:vAlign w:val="bottom"/>
             <w:hideMark/>
@@ -1820,7 +1773,6 @@
               <w:bottom w:val="single" w:sz="4" w:space="0" w:color="auto"/>
               <w:right w:val="single" w:sz="4" w:space="0" w:color="auto"/>
             </w:tcBorders>
-            <w:shd w:val="clear" w:color="auto" w:fill="auto"/>
             <w:noWrap/>
             <w:vAlign w:val="bottom"/>
             <w:hideMark/>
@@ -1853,7 +1805,6 @@
               <w:bottom w:val="single" w:sz="4" w:space="0" w:color="auto"/>
               <w:right w:val="single" w:sz="4" w:space="0" w:color="auto"/>
             </w:tcBorders>
-            <w:shd w:val="clear" w:color="auto" w:fill="auto"/>
             <w:noWrap/>
             <w:vAlign w:val="bottom"/>
             <w:hideMark/>
@@ -1886,7 +1837,6 @@
               <w:bottom w:val="single" w:sz="4" w:space="0" w:color="auto"/>
               <w:right w:val="single" w:sz="4" w:space="0" w:color="auto"/>
             </w:tcBorders>
-            <w:shd w:val="clear" w:color="auto" w:fill="auto"/>
             <w:noWrap/>
             <w:vAlign w:val="bottom"/>
             <w:hideMark/>
@@ -1920,7 +1870,6 @@
               <w:bottom w:val="single" w:sz="4" w:space="0" w:color="auto"/>
               <w:right w:val="single" w:sz="4" w:space="0" w:color="auto"/>
             </w:tcBorders>
-            <w:shd w:val="clear" w:color="auto" w:fill="auto"/>
             <w:noWrap/>
             <w:vAlign w:val="bottom"/>
             <w:hideMark/>
@@ -1994,7 +1943,6 @@
               <w:bottom w:val="single" w:sz="4" w:space="0" w:color="auto"/>
               <w:right w:val="single" w:sz="4" w:space="0" w:color="auto"/>
             </w:tcBorders>
-            <w:shd w:val="clear" w:color="auto" w:fill="auto"/>
             <w:noWrap/>
             <w:vAlign w:val="bottom"/>
             <w:hideMark/>
@@ -2027,7 +1975,6 @@
               <w:bottom w:val="single" w:sz="4" w:space="0" w:color="auto"/>
               <w:right w:val="single" w:sz="4" w:space="0" w:color="auto"/>
             </w:tcBorders>
-            <w:shd w:val="clear" w:color="auto" w:fill="auto"/>
             <w:noWrap/>
             <w:vAlign w:val="bottom"/>
             <w:hideMark/>
@@ -2060,7 +2007,6 @@
               <w:bottom w:val="single" w:sz="4" w:space="0" w:color="auto"/>
               <w:right w:val="single" w:sz="4" w:space="0" w:color="auto"/>
             </w:tcBorders>
-            <w:shd w:val="clear" w:color="auto" w:fill="auto"/>
             <w:noWrap/>
             <w:vAlign w:val="bottom"/>
             <w:hideMark/>
@@ -2094,7 +2040,6 @@
               <w:bottom w:val="single" w:sz="4" w:space="0" w:color="auto"/>
               <w:right w:val="single" w:sz="4" w:space="0" w:color="auto"/>
             </w:tcBorders>
-            <w:shd w:val="clear" w:color="auto" w:fill="auto"/>
             <w:noWrap/>
             <w:vAlign w:val="bottom"/>
             <w:hideMark/>
@@ -2132,7 +2077,6 @@
               <w:bottom w:val="single" w:sz="4" w:space="0" w:color="auto"/>
               <w:right w:val="single" w:sz="4" w:space="0" w:color="auto"/>
             </w:tcBorders>
-            <w:shd w:val="clear" w:color="auto" w:fill="auto"/>
             <w:noWrap/>
             <w:vAlign w:val="bottom"/>
             <w:hideMark/>
@@ -2175,7 +2119,6 @@
               <w:bottom w:val="single" w:sz="4" w:space="0" w:color="auto"/>
               <w:right w:val="single" w:sz="4" w:space="0" w:color="auto"/>
             </w:tcBorders>
-            <w:shd w:val="clear" w:color="auto" w:fill="auto"/>
             <w:noWrap/>
             <w:vAlign w:val="bottom"/>
             <w:hideMark/>
@@ -2208,7 +2151,6 @@
               <w:bottom w:val="single" w:sz="4" w:space="0" w:color="auto"/>
               <w:right w:val="single" w:sz="4" w:space="0" w:color="auto"/>
             </w:tcBorders>
-            <w:shd w:val="clear" w:color="auto" w:fill="auto"/>
             <w:noWrap/>
             <w:vAlign w:val="bottom"/>
             <w:hideMark/>
@@ -2242,7 +2184,6 @@
               <w:bottom w:val="single" w:sz="4" w:space="0" w:color="auto"/>
               <w:right w:val="single" w:sz="4" w:space="0" w:color="auto"/>
             </w:tcBorders>
-            <w:shd w:val="clear" w:color="auto" w:fill="auto"/>
             <w:noWrap/>
             <w:vAlign w:val="bottom"/>
             <w:hideMark/>
@@ -2316,7 +2257,6 @@
               <w:bottom w:val="single" w:sz="4" w:space="0" w:color="auto"/>
               <w:right w:val="single" w:sz="4" w:space="0" w:color="auto"/>
             </w:tcBorders>
-            <w:shd w:val="clear" w:color="auto" w:fill="auto"/>
             <w:noWrap/>
             <w:vAlign w:val="bottom"/>
             <w:hideMark/>
@@ -2349,7 +2289,6 @@
               <w:bottom w:val="single" w:sz="4" w:space="0" w:color="auto"/>
               <w:right w:val="single" w:sz="4" w:space="0" w:color="auto"/>
             </w:tcBorders>
-            <w:shd w:val="clear" w:color="auto" w:fill="auto"/>
             <w:noWrap/>
             <w:vAlign w:val="bottom"/>
             <w:hideMark/>
@@ -2382,7 +2321,6 @@
               <w:bottom w:val="single" w:sz="4" w:space="0" w:color="auto"/>
               <w:right w:val="single" w:sz="4" w:space="0" w:color="auto"/>
             </w:tcBorders>
-            <w:shd w:val="clear" w:color="auto" w:fill="auto"/>
             <w:noWrap/>
             <w:vAlign w:val="bottom"/>
             <w:hideMark/>
@@ -2416,7 +2354,6 @@
               <w:bottom w:val="single" w:sz="4" w:space="0" w:color="auto"/>
               <w:right w:val="single" w:sz="4" w:space="0" w:color="auto"/>
             </w:tcBorders>
-            <w:shd w:val="clear" w:color="auto" w:fill="auto"/>
             <w:noWrap/>
             <w:vAlign w:val="bottom"/>
             <w:hideMark/>
@@ -2495,7 +2432,6 @@
               <w:bottom w:val="single" w:sz="4" w:space="0" w:color="auto"/>
               <w:right w:val="single" w:sz="4" w:space="0" w:color="auto"/>
             </w:tcBorders>
-            <w:shd w:val="clear" w:color="auto" w:fill="auto"/>
             <w:noWrap/>
             <w:vAlign w:val="bottom"/>
             <w:hideMark/>
@@ -2534,7 +2470,6 @@
               <w:bottom w:val="single" w:sz="4" w:space="0" w:color="auto"/>
               <w:right w:val="single" w:sz="4" w:space="0" w:color="auto"/>
             </w:tcBorders>
-            <w:shd w:val="clear" w:color="auto" w:fill="auto"/>
             <w:noWrap/>
             <w:vAlign w:val="bottom"/>
             <w:hideMark/>
@@ -2567,7 +2502,6 @@
               <w:bottom w:val="single" w:sz="4" w:space="0" w:color="auto"/>
               <w:right w:val="single" w:sz="4" w:space="0" w:color="auto"/>
             </w:tcBorders>
-            <w:shd w:val="clear" w:color="auto" w:fill="auto"/>
             <w:noWrap/>
             <w:vAlign w:val="bottom"/>
             <w:hideMark/>
@@ -2600,7 +2534,6 @@
               <w:bottom w:val="single" w:sz="4" w:space="0" w:color="auto"/>
               <w:right w:val="single" w:sz="4" w:space="0" w:color="auto"/>
             </w:tcBorders>
-            <w:shd w:val="clear" w:color="auto" w:fill="auto"/>
             <w:noWrap/>
             <w:vAlign w:val="bottom"/>
             <w:hideMark/>
@@ -2633,7 +2566,6 @@
               <w:bottom w:val="single" w:sz="4" w:space="0" w:color="auto"/>
               <w:right w:val="single" w:sz="4" w:space="0" w:color="auto"/>
             </w:tcBorders>
-            <w:shd w:val="clear" w:color="auto" w:fill="auto"/>
             <w:noWrap/>
             <w:vAlign w:val="bottom"/>
             <w:hideMark/>
@@ -2673,7 +2605,6 @@
               <w:bottom w:val="single" w:sz="4" w:space="0" w:color="auto"/>
               <w:right w:val="single" w:sz="4" w:space="0" w:color="auto"/>
             </w:tcBorders>
-            <w:shd w:val="clear" w:color="auto" w:fill="auto"/>
             <w:noWrap/>
             <w:vAlign w:val="bottom"/>
             <w:hideMark/>
@@ -2706,7 +2637,6 @@
               <w:bottom w:val="single" w:sz="4" w:space="0" w:color="auto"/>
               <w:right w:val="single" w:sz="4" w:space="0" w:color="auto"/>
             </w:tcBorders>
-            <w:shd w:val="clear" w:color="auto" w:fill="auto"/>
             <w:noWrap/>
             <w:vAlign w:val="bottom"/>
             <w:hideMark/>
@@ -2739,7 +2669,6 @@
               <w:bottom w:val="single" w:sz="4" w:space="0" w:color="auto"/>
               <w:right w:val="single" w:sz="4" w:space="0" w:color="auto"/>
             </w:tcBorders>
-            <w:shd w:val="clear" w:color="auto" w:fill="auto"/>
             <w:noWrap/>
             <w:vAlign w:val="bottom"/>
             <w:hideMark/>
@@ -2773,7 +2702,6 @@
               <w:bottom w:val="single" w:sz="4" w:space="0" w:color="auto"/>
               <w:right w:val="single" w:sz="4" w:space="0" w:color="auto"/>
             </w:tcBorders>
-            <w:shd w:val="clear" w:color="auto" w:fill="auto"/>
             <w:noWrap/>
             <w:vAlign w:val="bottom"/>
             <w:hideMark/>
@@ -2829,7 +2757,6 @@
               <w:bottom w:val="single" w:sz="4" w:space="0" w:color="auto"/>
               <w:right w:val="single" w:sz="4" w:space="0" w:color="auto"/>
             </w:tcBorders>
-            <w:shd w:val="clear" w:color="auto" w:fill="auto"/>
             <w:noWrap/>
             <w:vAlign w:val="bottom"/>
             <w:hideMark/>
@@ -2862,7 +2789,6 @@
               <w:bottom w:val="single" w:sz="4" w:space="0" w:color="auto"/>
               <w:right w:val="single" w:sz="4" w:space="0" w:color="auto"/>
             </w:tcBorders>
-            <w:shd w:val="clear" w:color="auto" w:fill="auto"/>
             <w:noWrap/>
             <w:vAlign w:val="bottom"/>
             <w:hideMark/>
@@ -2895,7 +2821,6 @@
               <w:bottom w:val="single" w:sz="4" w:space="0" w:color="auto"/>
               <w:right w:val="single" w:sz="4" w:space="0" w:color="auto"/>
             </w:tcBorders>
-            <w:shd w:val="clear" w:color="auto" w:fill="auto"/>
             <w:noWrap/>
             <w:vAlign w:val="bottom"/>
             <w:hideMark/>
@@ -2929,7 +2854,6 @@
               <w:bottom w:val="single" w:sz="4" w:space="0" w:color="auto"/>
               <w:right w:val="single" w:sz="4" w:space="0" w:color="auto"/>
             </w:tcBorders>
-            <w:shd w:val="clear" w:color="auto" w:fill="auto"/>
             <w:noWrap/>
             <w:vAlign w:val="bottom"/>
             <w:hideMark/>
@@ -2985,7 +2909,6 @@
               <w:bottom w:val="single" w:sz="4" w:space="0" w:color="auto"/>
               <w:right w:val="single" w:sz="4" w:space="0" w:color="auto"/>
             </w:tcBorders>
-            <w:shd w:val="clear" w:color="auto" w:fill="auto"/>
             <w:noWrap/>
             <w:vAlign w:val="bottom"/>
             <w:hideMark/>
@@ -3018,7 +2941,6 @@
               <w:bottom w:val="single" w:sz="4" w:space="0" w:color="auto"/>
               <w:right w:val="single" w:sz="4" w:space="0" w:color="auto"/>
             </w:tcBorders>
-            <w:shd w:val="clear" w:color="auto" w:fill="auto"/>
             <w:noWrap/>
             <w:vAlign w:val="bottom"/>
             <w:hideMark/>
@@ -3051,7 +2973,6 @@
               <w:bottom w:val="single" w:sz="4" w:space="0" w:color="auto"/>
               <w:right w:val="single" w:sz="4" w:space="0" w:color="auto"/>
             </w:tcBorders>
-            <w:shd w:val="clear" w:color="auto" w:fill="auto"/>
             <w:noWrap/>
             <w:vAlign w:val="bottom"/>
             <w:hideMark/>
@@ -3085,7 +3006,6 @@
               <w:bottom w:val="single" w:sz="4" w:space="0" w:color="auto"/>
               <w:right w:val="single" w:sz="4" w:space="0" w:color="auto"/>
             </w:tcBorders>
-            <w:shd w:val="clear" w:color="auto" w:fill="auto"/>
             <w:noWrap/>
             <w:vAlign w:val="bottom"/>
             <w:hideMark/>
@@ -3133,7 +3053,6 @@
               <w:bottom w:val="single" w:sz="4" w:space="0" w:color="auto"/>
               <w:right w:val="single" w:sz="4" w:space="0" w:color="auto"/>
             </w:tcBorders>
-            <w:shd w:val="clear" w:color="auto" w:fill="auto"/>
             <w:noWrap/>
             <w:vAlign w:val="bottom"/>
             <w:hideMark/>
@@ -3166,7 +3085,6 @@
               <w:bottom w:val="single" w:sz="4" w:space="0" w:color="auto"/>
               <w:right w:val="single" w:sz="4" w:space="0" w:color="auto"/>
             </w:tcBorders>
-            <w:shd w:val="clear" w:color="auto" w:fill="auto"/>
             <w:noWrap/>
             <w:vAlign w:val="bottom"/>
             <w:hideMark/>
@@ -3199,7 +3117,6 @@
               <w:bottom w:val="single" w:sz="4" w:space="0" w:color="auto"/>
               <w:right w:val="single" w:sz="4" w:space="0" w:color="auto"/>
             </w:tcBorders>
-            <w:shd w:val="clear" w:color="auto" w:fill="auto"/>
             <w:noWrap/>
             <w:vAlign w:val="bottom"/>
             <w:hideMark/>
@@ -3233,7 +3150,6 @@
               <w:bottom w:val="single" w:sz="4" w:space="0" w:color="auto"/>
               <w:right w:val="single" w:sz="4" w:space="0" w:color="auto"/>
             </w:tcBorders>
-            <w:shd w:val="clear" w:color="auto" w:fill="auto"/>
             <w:noWrap/>
             <w:vAlign w:val="bottom"/>
             <w:hideMark/>
@@ -3271,7 +3187,6 @@
               <w:bottom w:val="single" w:sz="4" w:space="0" w:color="auto"/>
               <w:right w:val="single" w:sz="4" w:space="0" w:color="auto"/>
             </w:tcBorders>
-            <w:shd w:val="clear" w:color="auto" w:fill="auto"/>
             <w:noWrap/>
             <w:vAlign w:val="bottom"/>
             <w:hideMark/>
@@ -3304,7 +3219,6 @@
               <w:bottom w:val="single" w:sz="4" w:space="0" w:color="auto"/>
               <w:right w:val="single" w:sz="4" w:space="0" w:color="auto"/>
             </w:tcBorders>
-            <w:shd w:val="clear" w:color="auto" w:fill="auto"/>
             <w:noWrap/>
             <w:vAlign w:val="bottom"/>
             <w:hideMark/>
@@ -3337,7 +3251,6 @@
               <w:bottom w:val="single" w:sz="4" w:space="0" w:color="auto"/>
               <w:right w:val="single" w:sz="4" w:space="0" w:color="auto"/>
             </w:tcBorders>
-            <w:shd w:val="clear" w:color="auto" w:fill="auto"/>
             <w:noWrap/>
             <w:vAlign w:val="bottom"/>
             <w:hideMark/>
@@ -3371,7 +3284,6 @@
               <w:bottom w:val="single" w:sz="4" w:space="0" w:color="auto"/>
               <w:right w:val="single" w:sz="4" w:space="0" w:color="auto"/>
             </w:tcBorders>
-            <w:shd w:val="clear" w:color="auto" w:fill="auto"/>
             <w:noWrap/>
             <w:vAlign w:val="bottom"/>
             <w:hideMark/>
@@ -3406,8 +3318,2522 @@
       <w:pPr>
         <w:jc w:val="center"/>
       </w:pPr>
-      <w:bookmarkStart w:id="0" w:name="_GoBack"/>
-      <w:bookmarkEnd w:id="0"/>
+    </w:p>
+    <w:p>
+      <w:pPr>
+        <w:jc w:val="center"/>
+        <w:rPr>
+          <w:rFonts w:ascii="Times New Roman" w:hAnsi="Times New Roman" w:cs="Times New Roman"/>
+          <w:sz w:val="24"/>
+          <w:szCs w:val="24"/>
+        </w:rPr>
+      </w:pPr>
+      <w:r>
+        <w:rPr>
+          <w:rFonts w:ascii="Times New Roman" w:hAnsi="Times New Roman" w:cs="Times New Roman"/>
+          <w:sz w:val="24"/>
+          <w:szCs w:val="24"/>
+        </w:rPr>
+        <w:fldChar w:fldCharType="begin"/>
+      </w:r>
+      <w:r>
+        <w:rPr>
+          <w:rFonts w:ascii="Times New Roman" w:hAnsi="Times New Roman" w:cs="Times New Roman"/>
+          <w:sz w:val="24"/>
+          <w:szCs w:val="24"/>
+        </w:rPr>
+        <w:instrText xml:space="preserve"> LINK Excel.Sheet.12 "Libro1" "Hoja1!F7C1:F12C4" \a \f 5 \h  \* MERGEFORMAT </w:instrText>
+      </w:r>
+      <w:r>
+        <w:rPr>
+          <w:rFonts w:ascii="Times New Roman" w:hAnsi="Times New Roman" w:cs="Times New Roman"/>
+          <w:sz w:val="24"/>
+          <w:szCs w:val="24"/>
+        </w:rPr>
+        <w:fldChar w:fldCharType="separate"/>
+      </w:r>
+    </w:p>
+    <w:tbl>
+      <w:tblPr>
+        <w:tblStyle w:val="Tablaconcuadrcula"/>
+        <w:tblW w:w="8374" w:type="dxa"/>
+        <w:tblLook w:val="04A0" w:firstRow="1" w:lastRow="0" w:firstColumn="1" w:lastColumn="0" w:noHBand="0" w:noVBand="1"/>
+      </w:tblPr>
+      <w:tblGrid>
+        <w:gridCol w:w="1523"/>
+        <w:gridCol w:w="1313"/>
+        <w:gridCol w:w="1510"/>
+        <w:gridCol w:w="4225"/>
+      </w:tblGrid>
+      <w:tr>
+        <w:trPr>
+          <w:trHeight w:val="78"/>
+        </w:trPr>
+        <w:tc>
+          <w:tcPr>
+            <w:tcW w:w="1326" w:type="dxa"/>
+            <w:noWrap/>
+            <w:hideMark/>
+          </w:tcPr>
+          <w:p>
+            <w:pPr>
+              <w:jc w:val="center"/>
+              <w:rPr>
+                <w:rFonts w:ascii="Times New Roman" w:hAnsi="Times New Roman" w:cs="Times New Roman"/>
+                <w:sz w:val="24"/>
+                <w:szCs w:val="24"/>
+              </w:rPr>
+            </w:pPr>
+            <w:r>
+              <w:rPr>
+                <w:rFonts w:ascii="Times New Roman" w:hAnsi="Times New Roman" w:cs="Times New Roman"/>
+                <w:sz w:val="24"/>
+                <w:szCs w:val="24"/>
+              </w:rPr>
+              <w:t>CAMPO</w:t>
+            </w:r>
+          </w:p>
+        </w:tc>
+        <w:tc>
+          <w:tcPr>
+            <w:tcW w:w="1313" w:type="dxa"/>
+            <w:noWrap/>
+            <w:hideMark/>
+          </w:tcPr>
+          <w:p>
+            <w:pPr>
+              <w:jc w:val="center"/>
+              <w:rPr>
+                <w:rFonts w:ascii="Times New Roman" w:hAnsi="Times New Roman" w:cs="Times New Roman"/>
+                <w:sz w:val="24"/>
+                <w:szCs w:val="24"/>
+              </w:rPr>
+            </w:pPr>
+            <w:r>
+              <w:rPr>
+                <w:rFonts w:ascii="Times New Roman" w:hAnsi="Times New Roman" w:cs="Times New Roman"/>
+                <w:sz w:val="24"/>
+                <w:szCs w:val="24"/>
+              </w:rPr>
+              <w:t>TAMAÑO</w:t>
+            </w:r>
+          </w:p>
+        </w:tc>
+        <w:tc>
+          <w:tcPr>
+            <w:tcW w:w="1510" w:type="dxa"/>
+            <w:noWrap/>
+            <w:hideMark/>
+          </w:tcPr>
+          <w:p>
+            <w:pPr>
+              <w:jc w:val="center"/>
+              <w:rPr>
+                <w:rFonts w:ascii="Times New Roman" w:hAnsi="Times New Roman" w:cs="Times New Roman"/>
+                <w:sz w:val="24"/>
+                <w:szCs w:val="24"/>
+              </w:rPr>
+            </w:pPr>
+            <w:r>
+              <w:rPr>
+                <w:rFonts w:ascii="Times New Roman" w:hAnsi="Times New Roman" w:cs="Times New Roman"/>
+                <w:sz w:val="24"/>
+                <w:szCs w:val="24"/>
+              </w:rPr>
+              <w:t>TIPO DE DATO</w:t>
+            </w:r>
+          </w:p>
+        </w:tc>
+        <w:tc>
+          <w:tcPr>
+            <w:tcW w:w="4225" w:type="dxa"/>
+            <w:noWrap/>
+            <w:hideMark/>
+          </w:tcPr>
+          <w:p>
+            <w:pPr>
+              <w:jc w:val="center"/>
+              <w:rPr>
+                <w:rFonts w:ascii="Times New Roman" w:hAnsi="Times New Roman" w:cs="Times New Roman"/>
+                <w:sz w:val="24"/>
+                <w:szCs w:val="24"/>
+              </w:rPr>
+            </w:pPr>
+            <w:r>
+              <w:rPr>
+                <w:rFonts w:ascii="Times New Roman" w:hAnsi="Times New Roman" w:cs="Times New Roman"/>
+                <w:sz w:val="24"/>
+                <w:szCs w:val="24"/>
+              </w:rPr>
+              <w:t>DESCRIPCION</w:t>
+            </w:r>
+          </w:p>
+        </w:tc>
+      </w:tr>
+      <w:tr>
+        <w:trPr>
+          <w:trHeight w:val="78"/>
+        </w:trPr>
+        <w:tc>
+          <w:tcPr>
+            <w:tcW w:w="1326" w:type="dxa"/>
+            <w:noWrap/>
+            <w:hideMark/>
+          </w:tcPr>
+          <w:p>
+            <w:pPr>
+              <w:jc w:val="center"/>
+              <w:rPr>
+                <w:rFonts w:ascii="Times New Roman" w:hAnsi="Times New Roman" w:cs="Times New Roman"/>
+                <w:sz w:val="24"/>
+                <w:szCs w:val="24"/>
+              </w:rPr>
+            </w:pPr>
+            <w:r>
+              <w:rPr>
+                <w:rFonts w:ascii="Times New Roman" w:hAnsi="Times New Roman" w:cs="Times New Roman"/>
+                <w:sz w:val="24"/>
+                <w:szCs w:val="24"/>
+              </w:rPr>
+              <w:t>ID</w:t>
+            </w:r>
+          </w:p>
+        </w:tc>
+        <w:tc>
+          <w:tcPr>
+            <w:tcW w:w="1313" w:type="dxa"/>
+            <w:noWrap/>
+            <w:hideMark/>
+          </w:tcPr>
+          <w:p>
+            <w:pPr>
+              <w:jc w:val="center"/>
+              <w:rPr>
+                <w:rFonts w:ascii="Times New Roman" w:hAnsi="Times New Roman" w:cs="Times New Roman"/>
+                <w:sz w:val="24"/>
+                <w:szCs w:val="24"/>
+              </w:rPr>
+            </w:pPr>
+            <w:r>
+              <w:rPr>
+                <w:rFonts w:ascii="Times New Roman" w:hAnsi="Times New Roman" w:cs="Times New Roman"/>
+                <w:sz w:val="24"/>
+                <w:szCs w:val="24"/>
+              </w:rPr>
+              <w:t>10</w:t>
+            </w:r>
+          </w:p>
+        </w:tc>
+        <w:tc>
+          <w:tcPr>
+            <w:tcW w:w="1510" w:type="dxa"/>
+            <w:noWrap/>
+            <w:hideMark/>
+          </w:tcPr>
+          <w:p>
+            <w:pPr>
+              <w:jc w:val="center"/>
+              <w:rPr>
+                <w:rFonts w:ascii="Times New Roman" w:hAnsi="Times New Roman" w:cs="Times New Roman"/>
+                <w:sz w:val="24"/>
+                <w:szCs w:val="24"/>
+              </w:rPr>
+            </w:pPr>
+            <w:r>
+              <w:rPr>
+                <w:rFonts w:ascii="Times New Roman" w:hAnsi="Times New Roman" w:cs="Times New Roman"/>
+                <w:sz w:val="24"/>
+                <w:szCs w:val="24"/>
+              </w:rPr>
+              <w:t>NUMERICO</w:t>
+            </w:r>
+          </w:p>
+        </w:tc>
+        <w:tc>
+          <w:tcPr>
+            <w:tcW w:w="4225" w:type="dxa"/>
+            <w:noWrap/>
+            <w:hideMark/>
+          </w:tcPr>
+          <w:p>
+            <w:pPr>
+              <w:jc w:val="center"/>
+              <w:rPr>
+                <w:rFonts w:ascii="Times New Roman" w:hAnsi="Times New Roman" w:cs="Times New Roman"/>
+                <w:sz w:val="24"/>
+                <w:szCs w:val="24"/>
+              </w:rPr>
+            </w:pPr>
+            <w:r>
+              <w:rPr>
+                <w:rFonts w:ascii="Times New Roman" w:hAnsi="Times New Roman" w:cs="Times New Roman"/>
+                <w:sz w:val="24"/>
+                <w:szCs w:val="24"/>
+              </w:rPr>
+              <w:t>IDENTIFICACION UNICA DE CONDUCTOR</w:t>
+            </w:r>
+          </w:p>
+        </w:tc>
+      </w:tr>
+      <w:tr>
+        <w:trPr>
+          <w:trHeight w:val="39"/>
+        </w:trPr>
+        <w:tc>
+          <w:tcPr>
+            <w:tcW w:w="1326" w:type="dxa"/>
+            <w:noWrap/>
+            <w:hideMark/>
+          </w:tcPr>
+          <w:p>
+            <w:pPr>
+              <w:jc w:val="center"/>
+              <w:rPr>
+                <w:rFonts w:ascii="Times New Roman" w:hAnsi="Times New Roman" w:cs="Times New Roman"/>
+                <w:sz w:val="24"/>
+                <w:szCs w:val="24"/>
+              </w:rPr>
+            </w:pPr>
+            <w:r>
+              <w:rPr>
+                <w:rFonts w:ascii="Times New Roman" w:hAnsi="Times New Roman" w:cs="Times New Roman"/>
+                <w:sz w:val="24"/>
+                <w:szCs w:val="24"/>
+              </w:rPr>
+              <w:t>NOMBRE</w:t>
+            </w:r>
+          </w:p>
+        </w:tc>
+        <w:tc>
+          <w:tcPr>
+            <w:tcW w:w="1313" w:type="dxa"/>
+            <w:noWrap/>
+            <w:hideMark/>
+          </w:tcPr>
+          <w:p>
+            <w:pPr>
+              <w:jc w:val="center"/>
+              <w:rPr>
+                <w:rFonts w:ascii="Times New Roman" w:hAnsi="Times New Roman" w:cs="Times New Roman"/>
+                <w:sz w:val="24"/>
+                <w:szCs w:val="24"/>
+              </w:rPr>
+            </w:pPr>
+            <w:r>
+              <w:rPr>
+                <w:rFonts w:ascii="Times New Roman" w:hAnsi="Times New Roman" w:cs="Times New Roman"/>
+                <w:sz w:val="24"/>
+                <w:szCs w:val="24"/>
+              </w:rPr>
+              <w:t>100</w:t>
+            </w:r>
+          </w:p>
+        </w:tc>
+        <w:tc>
+          <w:tcPr>
+            <w:tcW w:w="1510" w:type="dxa"/>
+            <w:noWrap/>
+            <w:hideMark/>
+          </w:tcPr>
+          <w:p>
+            <w:pPr>
+              <w:jc w:val="center"/>
+              <w:rPr>
+                <w:rFonts w:ascii="Times New Roman" w:hAnsi="Times New Roman" w:cs="Times New Roman"/>
+                <w:sz w:val="24"/>
+                <w:szCs w:val="24"/>
+              </w:rPr>
+            </w:pPr>
+            <w:r>
+              <w:rPr>
+                <w:rFonts w:ascii="Times New Roman" w:hAnsi="Times New Roman" w:cs="Times New Roman"/>
+                <w:sz w:val="24"/>
+                <w:szCs w:val="24"/>
+              </w:rPr>
+              <w:t>CARÁCTER</w:t>
+            </w:r>
+          </w:p>
+        </w:tc>
+        <w:tc>
+          <w:tcPr>
+            <w:tcW w:w="4225" w:type="dxa"/>
+            <w:noWrap/>
+            <w:hideMark/>
+          </w:tcPr>
+          <w:p>
+            <w:pPr>
+              <w:jc w:val="center"/>
+              <w:rPr>
+                <w:rFonts w:ascii="Times New Roman" w:hAnsi="Times New Roman" w:cs="Times New Roman"/>
+                <w:sz w:val="24"/>
+                <w:szCs w:val="24"/>
+              </w:rPr>
+            </w:pPr>
+            <w:r>
+              <w:rPr>
+                <w:rFonts w:ascii="Times New Roman" w:hAnsi="Times New Roman" w:cs="Times New Roman"/>
+                <w:sz w:val="24"/>
+                <w:szCs w:val="24"/>
+              </w:rPr>
+              <w:t>NOMBRE DEL EMPLEADO</w:t>
+            </w:r>
+          </w:p>
+        </w:tc>
+      </w:tr>
+      <w:tr>
+        <w:trPr>
+          <w:trHeight w:val="39"/>
+        </w:trPr>
+        <w:tc>
+          <w:tcPr>
+            <w:tcW w:w="1326" w:type="dxa"/>
+            <w:noWrap/>
+            <w:hideMark/>
+          </w:tcPr>
+          <w:p>
+            <w:pPr>
+              <w:jc w:val="center"/>
+              <w:rPr>
+                <w:rFonts w:ascii="Times New Roman" w:hAnsi="Times New Roman" w:cs="Times New Roman"/>
+                <w:sz w:val="24"/>
+                <w:szCs w:val="24"/>
+              </w:rPr>
+            </w:pPr>
+            <w:r>
+              <w:rPr>
+                <w:rFonts w:ascii="Times New Roman" w:hAnsi="Times New Roman" w:cs="Times New Roman"/>
+                <w:sz w:val="24"/>
+                <w:szCs w:val="24"/>
+              </w:rPr>
+              <w:t>TELEFONO</w:t>
+            </w:r>
+          </w:p>
+        </w:tc>
+        <w:tc>
+          <w:tcPr>
+            <w:tcW w:w="1313" w:type="dxa"/>
+            <w:noWrap/>
+            <w:hideMark/>
+          </w:tcPr>
+          <w:p>
+            <w:pPr>
+              <w:jc w:val="center"/>
+              <w:rPr>
+                <w:rFonts w:ascii="Times New Roman" w:hAnsi="Times New Roman" w:cs="Times New Roman"/>
+                <w:sz w:val="24"/>
+                <w:szCs w:val="24"/>
+              </w:rPr>
+            </w:pPr>
+            <w:r>
+              <w:rPr>
+                <w:rFonts w:ascii="Times New Roman" w:hAnsi="Times New Roman" w:cs="Times New Roman"/>
+                <w:sz w:val="24"/>
+                <w:szCs w:val="24"/>
+              </w:rPr>
+              <w:t>10</w:t>
+            </w:r>
+          </w:p>
+        </w:tc>
+        <w:tc>
+          <w:tcPr>
+            <w:tcW w:w="1510" w:type="dxa"/>
+            <w:noWrap/>
+            <w:hideMark/>
+          </w:tcPr>
+          <w:p>
+            <w:pPr>
+              <w:jc w:val="center"/>
+              <w:rPr>
+                <w:rFonts w:ascii="Times New Roman" w:hAnsi="Times New Roman" w:cs="Times New Roman"/>
+                <w:sz w:val="24"/>
+                <w:szCs w:val="24"/>
+              </w:rPr>
+            </w:pPr>
+            <w:r>
+              <w:rPr>
+                <w:rFonts w:ascii="Times New Roman" w:hAnsi="Times New Roman" w:cs="Times New Roman"/>
+                <w:sz w:val="24"/>
+                <w:szCs w:val="24"/>
+              </w:rPr>
+              <w:t>NUMERICO</w:t>
+            </w:r>
+          </w:p>
+        </w:tc>
+        <w:tc>
+          <w:tcPr>
+            <w:tcW w:w="4225" w:type="dxa"/>
+            <w:noWrap/>
+            <w:hideMark/>
+          </w:tcPr>
+          <w:p>
+            <w:pPr>
+              <w:jc w:val="center"/>
+              <w:rPr>
+                <w:rFonts w:ascii="Times New Roman" w:hAnsi="Times New Roman" w:cs="Times New Roman"/>
+                <w:sz w:val="24"/>
+                <w:szCs w:val="24"/>
+              </w:rPr>
+            </w:pPr>
+            <w:r>
+              <w:rPr>
+                <w:rFonts w:ascii="Times New Roman" w:hAnsi="Times New Roman" w:cs="Times New Roman"/>
+                <w:sz w:val="24"/>
+                <w:szCs w:val="24"/>
+              </w:rPr>
+              <w:t>NUMERO DE CONTACTO DEL EMPEADO</w:t>
+            </w:r>
+          </w:p>
+        </w:tc>
+      </w:tr>
+      <w:tr>
+        <w:trPr>
+          <w:trHeight w:val="37"/>
+        </w:trPr>
+        <w:tc>
+          <w:tcPr>
+            <w:tcW w:w="1326" w:type="dxa"/>
+            <w:noWrap/>
+            <w:hideMark/>
+          </w:tcPr>
+          <w:p>
+            <w:pPr>
+              <w:jc w:val="center"/>
+              <w:rPr>
+                <w:rFonts w:ascii="Times New Roman" w:hAnsi="Times New Roman" w:cs="Times New Roman"/>
+                <w:sz w:val="24"/>
+                <w:szCs w:val="24"/>
+              </w:rPr>
+            </w:pPr>
+            <w:r>
+              <w:rPr>
+                <w:rFonts w:ascii="Times New Roman" w:hAnsi="Times New Roman" w:cs="Times New Roman"/>
+                <w:sz w:val="24"/>
+                <w:szCs w:val="24"/>
+              </w:rPr>
+              <w:t>PASE</w:t>
+            </w:r>
+          </w:p>
+        </w:tc>
+        <w:tc>
+          <w:tcPr>
+            <w:tcW w:w="1313" w:type="dxa"/>
+            <w:noWrap/>
+            <w:hideMark/>
+          </w:tcPr>
+          <w:p>
+            <w:pPr>
+              <w:jc w:val="center"/>
+              <w:rPr>
+                <w:rFonts w:ascii="Times New Roman" w:hAnsi="Times New Roman" w:cs="Times New Roman"/>
+                <w:sz w:val="24"/>
+                <w:szCs w:val="24"/>
+              </w:rPr>
+            </w:pPr>
+            <w:r>
+              <w:rPr>
+                <w:rFonts w:ascii="Times New Roman" w:hAnsi="Times New Roman" w:cs="Times New Roman"/>
+                <w:sz w:val="24"/>
+                <w:szCs w:val="24"/>
+              </w:rPr>
+              <w:t>10</w:t>
+            </w:r>
+          </w:p>
+        </w:tc>
+        <w:tc>
+          <w:tcPr>
+            <w:tcW w:w="1510" w:type="dxa"/>
+            <w:noWrap/>
+            <w:hideMark/>
+          </w:tcPr>
+          <w:p>
+            <w:pPr>
+              <w:jc w:val="center"/>
+              <w:rPr>
+                <w:rFonts w:ascii="Times New Roman" w:hAnsi="Times New Roman" w:cs="Times New Roman"/>
+                <w:sz w:val="24"/>
+                <w:szCs w:val="24"/>
+              </w:rPr>
+            </w:pPr>
+            <w:r>
+              <w:rPr>
+                <w:rFonts w:ascii="Times New Roman" w:hAnsi="Times New Roman" w:cs="Times New Roman"/>
+                <w:sz w:val="24"/>
+                <w:szCs w:val="24"/>
+              </w:rPr>
+              <w:t>NUMERICO</w:t>
+            </w:r>
+          </w:p>
+        </w:tc>
+        <w:tc>
+          <w:tcPr>
+            <w:tcW w:w="4225" w:type="dxa"/>
+            <w:noWrap/>
+            <w:hideMark/>
+          </w:tcPr>
+          <w:p>
+            <w:pPr>
+              <w:jc w:val="center"/>
+              <w:rPr>
+                <w:rFonts w:ascii="Times New Roman" w:hAnsi="Times New Roman" w:cs="Times New Roman"/>
+                <w:sz w:val="24"/>
+                <w:szCs w:val="24"/>
+              </w:rPr>
+            </w:pPr>
+            <w:r>
+              <w:rPr>
+                <w:rFonts w:ascii="Times New Roman" w:hAnsi="Times New Roman" w:cs="Times New Roman"/>
+                <w:sz w:val="24"/>
+                <w:szCs w:val="24"/>
+              </w:rPr>
+              <w:t>NUMERO DE IDENTIFICACION DE EL PASE</w:t>
+            </w:r>
+          </w:p>
+        </w:tc>
+      </w:tr>
+      <w:tr>
+        <w:trPr>
+          <w:trHeight w:val="78"/>
+        </w:trPr>
+        <w:tc>
+          <w:tcPr>
+            <w:tcW w:w="1326" w:type="dxa"/>
+            <w:noWrap/>
+            <w:hideMark/>
+          </w:tcPr>
+          <w:p>
+            <w:pPr>
+              <w:jc w:val="center"/>
+              <w:rPr>
+                <w:rFonts w:ascii="Times New Roman" w:hAnsi="Times New Roman" w:cs="Times New Roman"/>
+                <w:sz w:val="24"/>
+                <w:szCs w:val="24"/>
+              </w:rPr>
+            </w:pPr>
+            <w:r>
+              <w:rPr>
+                <w:rFonts w:ascii="Times New Roman" w:hAnsi="Times New Roman" w:cs="Times New Roman"/>
+                <w:sz w:val="24"/>
+                <w:szCs w:val="24"/>
+              </w:rPr>
+              <w:t>DIRECCION</w:t>
+            </w:r>
+          </w:p>
+        </w:tc>
+        <w:tc>
+          <w:tcPr>
+            <w:tcW w:w="1313" w:type="dxa"/>
+            <w:noWrap/>
+            <w:hideMark/>
+          </w:tcPr>
+          <w:p>
+            <w:pPr>
+              <w:jc w:val="center"/>
+              <w:rPr>
+                <w:rFonts w:ascii="Times New Roman" w:hAnsi="Times New Roman" w:cs="Times New Roman"/>
+                <w:sz w:val="24"/>
+                <w:szCs w:val="24"/>
+              </w:rPr>
+            </w:pPr>
+            <w:r>
+              <w:rPr>
+                <w:rFonts w:ascii="Times New Roman" w:hAnsi="Times New Roman" w:cs="Times New Roman"/>
+                <w:sz w:val="24"/>
+                <w:szCs w:val="24"/>
+              </w:rPr>
+              <w:t>50</w:t>
+            </w:r>
+          </w:p>
+        </w:tc>
+        <w:tc>
+          <w:tcPr>
+            <w:tcW w:w="1510" w:type="dxa"/>
+            <w:noWrap/>
+            <w:hideMark/>
+          </w:tcPr>
+          <w:p>
+            <w:pPr>
+              <w:jc w:val="center"/>
+              <w:rPr>
+                <w:rFonts w:ascii="Times New Roman" w:hAnsi="Times New Roman" w:cs="Times New Roman"/>
+                <w:sz w:val="24"/>
+                <w:szCs w:val="24"/>
+              </w:rPr>
+            </w:pPr>
+            <w:r>
+              <w:rPr>
+                <w:rFonts w:ascii="Times New Roman" w:hAnsi="Times New Roman" w:cs="Times New Roman"/>
+                <w:sz w:val="24"/>
+                <w:szCs w:val="24"/>
+              </w:rPr>
+              <w:t>CARÁCTER</w:t>
+            </w:r>
+          </w:p>
+        </w:tc>
+        <w:tc>
+          <w:tcPr>
+            <w:tcW w:w="4225" w:type="dxa"/>
+            <w:noWrap/>
+            <w:hideMark/>
+          </w:tcPr>
+          <w:p>
+            <w:pPr>
+              <w:jc w:val="center"/>
+              <w:rPr>
+                <w:rFonts w:ascii="Times New Roman" w:hAnsi="Times New Roman" w:cs="Times New Roman"/>
+                <w:sz w:val="24"/>
+                <w:szCs w:val="24"/>
+              </w:rPr>
+            </w:pPr>
+            <w:r>
+              <w:rPr>
+                <w:rFonts w:ascii="Times New Roman" w:hAnsi="Times New Roman" w:cs="Times New Roman"/>
+                <w:sz w:val="24"/>
+                <w:szCs w:val="24"/>
+              </w:rPr>
+              <w:t>DIRECCION DE EMPLEADO</w:t>
+            </w:r>
+          </w:p>
+        </w:tc>
+      </w:tr>
+    </w:tbl>
+    <w:p>
+      <w:pPr>
+        <w:rPr>
+          <w:rFonts w:ascii="Times New Roman" w:hAnsi="Times New Roman" w:cs="Times New Roman"/>
+          <w:sz w:val="24"/>
+          <w:szCs w:val="24"/>
+        </w:rPr>
+      </w:pPr>
+      <w:r>
+        <w:rPr>
+          <w:rFonts w:ascii="Times New Roman" w:hAnsi="Times New Roman" w:cs="Times New Roman"/>
+          <w:sz w:val="24"/>
+          <w:szCs w:val="24"/>
+        </w:rPr>
+        <w:lastRenderedPageBreak/>
+        <w:fldChar w:fldCharType="end"/>
+      </w:r>
+    </w:p>
+    <w:tbl>
+      <w:tblPr>
+        <w:tblStyle w:val="Tablaconcuadrcula"/>
+        <w:tblpPr w:leftFromText="141" w:rightFromText="141" w:vertAnchor="text" w:horzAnchor="margin" w:tblpXSpec="center" w:tblpY="-366"/>
+        <w:tblW w:w="10229" w:type="dxa"/>
+        <w:tblLook w:val="04A0" w:firstRow="1" w:lastRow="0" w:firstColumn="1" w:lastColumn="0" w:noHBand="0" w:noVBand="1"/>
+      </w:tblPr>
+      <w:tblGrid>
+        <w:gridCol w:w="2923"/>
+        <w:gridCol w:w="1270"/>
+        <w:gridCol w:w="1497"/>
+        <w:gridCol w:w="4539"/>
+      </w:tblGrid>
+      <w:tr>
+        <w:trPr>
+          <w:trHeight w:val="535"/>
+        </w:trPr>
+        <w:tc>
+          <w:tcPr>
+            <w:tcW w:w="2923" w:type="dxa"/>
+            <w:hideMark/>
+          </w:tcPr>
+          <w:p>
+            <w:pPr>
+              <w:jc w:val="center"/>
+              <w:rPr>
+                <w:rFonts w:ascii="Times New Roman" w:hAnsi="Times New Roman" w:cs="Times New Roman"/>
+                <w:sz w:val="24"/>
+                <w:szCs w:val="24"/>
+              </w:rPr>
+            </w:pPr>
+            <w:r>
+              <w:rPr>
+                <w:rFonts w:ascii="Times New Roman" w:hAnsi="Times New Roman" w:cs="Times New Roman"/>
+                <w:sz w:val="24"/>
+                <w:szCs w:val="24"/>
+              </w:rPr>
+              <w:t>CAMPO</w:t>
+            </w:r>
+          </w:p>
+        </w:tc>
+        <w:tc>
+          <w:tcPr>
+            <w:tcW w:w="1270" w:type="dxa"/>
+            <w:hideMark/>
+          </w:tcPr>
+          <w:p>
+            <w:pPr>
+              <w:jc w:val="center"/>
+              <w:rPr>
+                <w:rFonts w:ascii="Times New Roman" w:hAnsi="Times New Roman" w:cs="Times New Roman"/>
+                <w:sz w:val="24"/>
+                <w:szCs w:val="24"/>
+              </w:rPr>
+            </w:pPr>
+            <w:r>
+              <w:rPr>
+                <w:rFonts w:ascii="Times New Roman" w:hAnsi="Times New Roman" w:cs="Times New Roman"/>
+                <w:sz w:val="24"/>
+                <w:szCs w:val="24"/>
+              </w:rPr>
+              <w:t>TAMAÑO</w:t>
+            </w:r>
+          </w:p>
+        </w:tc>
+        <w:tc>
+          <w:tcPr>
+            <w:tcW w:w="1497" w:type="dxa"/>
+            <w:hideMark/>
+          </w:tcPr>
+          <w:p>
+            <w:pPr>
+              <w:jc w:val="center"/>
+              <w:rPr>
+                <w:rFonts w:ascii="Times New Roman" w:hAnsi="Times New Roman" w:cs="Times New Roman"/>
+                <w:sz w:val="24"/>
+                <w:szCs w:val="24"/>
+              </w:rPr>
+            </w:pPr>
+            <w:r>
+              <w:rPr>
+                <w:rFonts w:ascii="Times New Roman" w:hAnsi="Times New Roman" w:cs="Times New Roman"/>
+                <w:sz w:val="24"/>
+                <w:szCs w:val="24"/>
+              </w:rPr>
+              <w:t>TIPO DE DATO</w:t>
+            </w:r>
+          </w:p>
+        </w:tc>
+        <w:tc>
+          <w:tcPr>
+            <w:tcW w:w="4539" w:type="dxa"/>
+            <w:hideMark/>
+          </w:tcPr>
+          <w:p>
+            <w:pPr>
+              <w:jc w:val="center"/>
+              <w:rPr>
+                <w:rFonts w:ascii="Times New Roman" w:hAnsi="Times New Roman" w:cs="Times New Roman"/>
+                <w:sz w:val="24"/>
+                <w:szCs w:val="24"/>
+              </w:rPr>
+            </w:pPr>
+            <w:r>
+              <w:rPr>
+                <w:rFonts w:ascii="Times New Roman" w:hAnsi="Times New Roman" w:cs="Times New Roman"/>
+                <w:sz w:val="24"/>
+                <w:szCs w:val="24"/>
+              </w:rPr>
+              <w:t>DESCRIPCION</w:t>
+            </w:r>
+          </w:p>
+        </w:tc>
+      </w:tr>
+      <w:tr>
+        <w:trPr>
+          <w:trHeight w:val="535"/>
+        </w:trPr>
+        <w:tc>
+          <w:tcPr>
+            <w:tcW w:w="2923" w:type="dxa"/>
+            <w:hideMark/>
+          </w:tcPr>
+          <w:p>
+            <w:pPr>
+              <w:jc w:val="center"/>
+              <w:rPr>
+                <w:rFonts w:ascii="Times New Roman" w:hAnsi="Times New Roman" w:cs="Times New Roman"/>
+                <w:sz w:val="24"/>
+                <w:szCs w:val="24"/>
+              </w:rPr>
+            </w:pPr>
+            <w:r>
+              <w:rPr>
+                <w:rFonts w:ascii="Times New Roman" w:hAnsi="Times New Roman" w:cs="Times New Roman"/>
+                <w:sz w:val="24"/>
+                <w:szCs w:val="24"/>
+              </w:rPr>
+              <w:t>ID</w:t>
+            </w:r>
+          </w:p>
+        </w:tc>
+        <w:tc>
+          <w:tcPr>
+            <w:tcW w:w="1270" w:type="dxa"/>
+            <w:hideMark/>
+          </w:tcPr>
+          <w:p>
+            <w:pPr>
+              <w:jc w:val="center"/>
+              <w:rPr>
+                <w:rFonts w:ascii="Times New Roman" w:hAnsi="Times New Roman" w:cs="Times New Roman"/>
+                <w:sz w:val="24"/>
+                <w:szCs w:val="24"/>
+              </w:rPr>
+            </w:pPr>
+            <w:r>
+              <w:rPr>
+                <w:rFonts w:ascii="Times New Roman" w:hAnsi="Times New Roman" w:cs="Times New Roman"/>
+                <w:sz w:val="24"/>
+                <w:szCs w:val="24"/>
+              </w:rPr>
+              <w:t>7</w:t>
+            </w:r>
+          </w:p>
+        </w:tc>
+        <w:tc>
+          <w:tcPr>
+            <w:tcW w:w="1497" w:type="dxa"/>
+            <w:hideMark/>
+          </w:tcPr>
+          <w:p>
+            <w:pPr>
+              <w:jc w:val="center"/>
+              <w:rPr>
+                <w:rFonts w:ascii="Times New Roman" w:hAnsi="Times New Roman" w:cs="Times New Roman"/>
+                <w:sz w:val="24"/>
+                <w:szCs w:val="24"/>
+              </w:rPr>
+            </w:pPr>
+            <w:r>
+              <w:rPr>
+                <w:rFonts w:ascii="Times New Roman" w:hAnsi="Times New Roman" w:cs="Times New Roman"/>
+                <w:sz w:val="24"/>
+                <w:szCs w:val="24"/>
+              </w:rPr>
+              <w:t>CARÁCTER</w:t>
+            </w:r>
+          </w:p>
+        </w:tc>
+        <w:tc>
+          <w:tcPr>
+            <w:tcW w:w="4539" w:type="dxa"/>
+            <w:hideMark/>
+          </w:tcPr>
+          <w:p>
+            <w:pPr>
+              <w:jc w:val="center"/>
+              <w:rPr>
+                <w:rFonts w:ascii="Times New Roman" w:hAnsi="Times New Roman" w:cs="Times New Roman"/>
+                <w:sz w:val="24"/>
+                <w:szCs w:val="24"/>
+              </w:rPr>
+            </w:pPr>
+            <w:r>
+              <w:rPr>
+                <w:rFonts w:ascii="Times New Roman" w:hAnsi="Times New Roman" w:cs="Times New Roman"/>
+                <w:sz w:val="24"/>
+                <w:szCs w:val="24"/>
+              </w:rPr>
+              <w:t>IDENTIFICACION ASIGNADA A CADA CAMION DE LA EMPRESA</w:t>
+            </w:r>
+          </w:p>
+        </w:tc>
+      </w:tr>
+      <w:tr>
+        <w:trPr>
+          <w:trHeight w:val="267"/>
+        </w:trPr>
+        <w:tc>
+          <w:tcPr>
+            <w:tcW w:w="2923" w:type="dxa"/>
+            <w:hideMark/>
+          </w:tcPr>
+          <w:p>
+            <w:pPr>
+              <w:jc w:val="center"/>
+              <w:rPr>
+                <w:rFonts w:ascii="Times New Roman" w:hAnsi="Times New Roman" w:cs="Times New Roman"/>
+                <w:sz w:val="24"/>
+                <w:szCs w:val="24"/>
+              </w:rPr>
+            </w:pPr>
+            <w:r>
+              <w:rPr>
+                <w:rFonts w:ascii="Times New Roman" w:hAnsi="Times New Roman" w:cs="Times New Roman"/>
+                <w:sz w:val="24"/>
+                <w:szCs w:val="24"/>
+              </w:rPr>
+              <w:t>SOAT</w:t>
+            </w:r>
+          </w:p>
+        </w:tc>
+        <w:tc>
+          <w:tcPr>
+            <w:tcW w:w="1270" w:type="dxa"/>
+            <w:hideMark/>
+          </w:tcPr>
+          <w:p>
+            <w:pPr>
+              <w:jc w:val="center"/>
+              <w:rPr>
+                <w:rFonts w:ascii="Times New Roman" w:hAnsi="Times New Roman" w:cs="Times New Roman"/>
+                <w:sz w:val="24"/>
+                <w:szCs w:val="24"/>
+              </w:rPr>
+            </w:pPr>
+            <w:r>
+              <w:rPr>
+                <w:rFonts w:ascii="Times New Roman" w:hAnsi="Times New Roman" w:cs="Times New Roman"/>
+                <w:sz w:val="24"/>
+                <w:szCs w:val="24"/>
+              </w:rPr>
+              <w:t>16</w:t>
+            </w:r>
+          </w:p>
+        </w:tc>
+        <w:tc>
+          <w:tcPr>
+            <w:tcW w:w="1497" w:type="dxa"/>
+            <w:hideMark/>
+          </w:tcPr>
+          <w:p>
+            <w:pPr>
+              <w:jc w:val="center"/>
+              <w:rPr>
+                <w:rFonts w:ascii="Times New Roman" w:hAnsi="Times New Roman" w:cs="Times New Roman"/>
+                <w:sz w:val="24"/>
+                <w:szCs w:val="24"/>
+              </w:rPr>
+            </w:pPr>
+            <w:r>
+              <w:rPr>
+                <w:rFonts w:ascii="Times New Roman" w:hAnsi="Times New Roman" w:cs="Times New Roman"/>
+                <w:sz w:val="24"/>
+                <w:szCs w:val="24"/>
+              </w:rPr>
+              <w:t>NUMERICO</w:t>
+            </w:r>
+          </w:p>
+        </w:tc>
+        <w:tc>
+          <w:tcPr>
+            <w:tcW w:w="4539" w:type="dxa"/>
+            <w:hideMark/>
+          </w:tcPr>
+          <w:p>
+            <w:pPr>
+              <w:jc w:val="center"/>
+              <w:rPr>
+                <w:rFonts w:ascii="Times New Roman" w:hAnsi="Times New Roman" w:cs="Times New Roman"/>
+                <w:sz w:val="24"/>
+                <w:szCs w:val="24"/>
+              </w:rPr>
+            </w:pPr>
+            <w:r>
+              <w:rPr>
+                <w:rFonts w:ascii="Times New Roman" w:hAnsi="Times New Roman" w:cs="Times New Roman"/>
+                <w:sz w:val="24"/>
+                <w:szCs w:val="24"/>
+              </w:rPr>
+              <w:t>NUMERO DE POLIZA DEL VEHICULO</w:t>
+            </w:r>
+          </w:p>
+        </w:tc>
+      </w:tr>
+      <w:tr>
+        <w:trPr>
+          <w:trHeight w:val="267"/>
+        </w:trPr>
+        <w:tc>
+          <w:tcPr>
+            <w:tcW w:w="2923" w:type="dxa"/>
+            <w:hideMark/>
+          </w:tcPr>
+          <w:p>
+            <w:pPr>
+              <w:jc w:val="center"/>
+              <w:rPr>
+                <w:rFonts w:ascii="Times New Roman" w:hAnsi="Times New Roman" w:cs="Times New Roman"/>
+                <w:sz w:val="24"/>
+                <w:szCs w:val="24"/>
+              </w:rPr>
+            </w:pPr>
+            <w:r>
+              <w:rPr>
+                <w:rFonts w:ascii="Times New Roman" w:hAnsi="Times New Roman" w:cs="Times New Roman"/>
+                <w:sz w:val="24"/>
+                <w:szCs w:val="24"/>
+              </w:rPr>
+              <w:t>PLACA</w:t>
+            </w:r>
+          </w:p>
+        </w:tc>
+        <w:tc>
+          <w:tcPr>
+            <w:tcW w:w="1270" w:type="dxa"/>
+            <w:hideMark/>
+          </w:tcPr>
+          <w:p>
+            <w:pPr>
+              <w:jc w:val="center"/>
+              <w:rPr>
+                <w:rFonts w:ascii="Times New Roman" w:hAnsi="Times New Roman" w:cs="Times New Roman"/>
+                <w:sz w:val="24"/>
+                <w:szCs w:val="24"/>
+              </w:rPr>
+            </w:pPr>
+            <w:r>
+              <w:rPr>
+                <w:rFonts w:ascii="Times New Roman" w:hAnsi="Times New Roman" w:cs="Times New Roman"/>
+                <w:sz w:val="24"/>
+                <w:szCs w:val="24"/>
+              </w:rPr>
+              <w:t>7</w:t>
+            </w:r>
+          </w:p>
+        </w:tc>
+        <w:tc>
+          <w:tcPr>
+            <w:tcW w:w="1497" w:type="dxa"/>
+            <w:hideMark/>
+          </w:tcPr>
+          <w:p>
+            <w:pPr>
+              <w:jc w:val="center"/>
+              <w:rPr>
+                <w:rFonts w:ascii="Times New Roman" w:hAnsi="Times New Roman" w:cs="Times New Roman"/>
+                <w:sz w:val="24"/>
+                <w:szCs w:val="24"/>
+              </w:rPr>
+            </w:pPr>
+            <w:r>
+              <w:rPr>
+                <w:rFonts w:ascii="Times New Roman" w:hAnsi="Times New Roman" w:cs="Times New Roman"/>
+                <w:sz w:val="24"/>
+                <w:szCs w:val="24"/>
+              </w:rPr>
+              <w:t>CARÁCTER</w:t>
+            </w:r>
+          </w:p>
+        </w:tc>
+        <w:tc>
+          <w:tcPr>
+            <w:tcW w:w="4539" w:type="dxa"/>
+            <w:hideMark/>
+          </w:tcPr>
+          <w:p>
+            <w:pPr>
+              <w:jc w:val="center"/>
+              <w:rPr>
+                <w:rFonts w:ascii="Times New Roman" w:hAnsi="Times New Roman" w:cs="Times New Roman"/>
+                <w:sz w:val="24"/>
+                <w:szCs w:val="24"/>
+              </w:rPr>
+            </w:pPr>
+            <w:r>
+              <w:rPr>
+                <w:rFonts w:ascii="Times New Roman" w:hAnsi="Times New Roman" w:cs="Times New Roman"/>
+                <w:sz w:val="24"/>
+                <w:szCs w:val="24"/>
+              </w:rPr>
+              <w:t>PLACA DEL VEHICULO</w:t>
+            </w:r>
+          </w:p>
+        </w:tc>
+      </w:tr>
+      <w:tr>
+        <w:trPr>
+          <w:trHeight w:val="254"/>
+        </w:trPr>
+        <w:tc>
+          <w:tcPr>
+            <w:tcW w:w="2923" w:type="dxa"/>
+            <w:hideMark/>
+          </w:tcPr>
+          <w:p>
+            <w:pPr>
+              <w:jc w:val="center"/>
+              <w:rPr>
+                <w:rFonts w:ascii="Times New Roman" w:hAnsi="Times New Roman" w:cs="Times New Roman"/>
+                <w:sz w:val="24"/>
+                <w:szCs w:val="24"/>
+              </w:rPr>
+            </w:pPr>
+            <w:r>
+              <w:rPr>
+                <w:rFonts w:ascii="Times New Roman" w:hAnsi="Times New Roman" w:cs="Times New Roman"/>
+                <w:sz w:val="24"/>
+                <w:szCs w:val="24"/>
+              </w:rPr>
+              <w:t>TECNOMECANICA</w:t>
+            </w:r>
+          </w:p>
+        </w:tc>
+        <w:tc>
+          <w:tcPr>
+            <w:tcW w:w="1270" w:type="dxa"/>
+            <w:hideMark/>
+          </w:tcPr>
+          <w:p>
+            <w:pPr>
+              <w:jc w:val="center"/>
+              <w:rPr>
+                <w:rFonts w:ascii="Times New Roman" w:hAnsi="Times New Roman" w:cs="Times New Roman"/>
+                <w:sz w:val="24"/>
+                <w:szCs w:val="24"/>
+              </w:rPr>
+            </w:pPr>
+            <w:r>
+              <w:rPr>
+                <w:rFonts w:ascii="Times New Roman" w:hAnsi="Times New Roman" w:cs="Times New Roman"/>
+                <w:sz w:val="24"/>
+                <w:szCs w:val="24"/>
+              </w:rPr>
+              <w:t>6</w:t>
+            </w:r>
+          </w:p>
+        </w:tc>
+        <w:tc>
+          <w:tcPr>
+            <w:tcW w:w="1497" w:type="dxa"/>
+            <w:hideMark/>
+          </w:tcPr>
+          <w:p>
+            <w:pPr>
+              <w:jc w:val="center"/>
+              <w:rPr>
+                <w:rFonts w:ascii="Times New Roman" w:hAnsi="Times New Roman" w:cs="Times New Roman"/>
+                <w:sz w:val="24"/>
+                <w:szCs w:val="24"/>
+              </w:rPr>
+            </w:pPr>
+            <w:r>
+              <w:rPr>
+                <w:rFonts w:ascii="Times New Roman" w:hAnsi="Times New Roman" w:cs="Times New Roman"/>
+                <w:sz w:val="24"/>
+                <w:szCs w:val="24"/>
+              </w:rPr>
+              <w:t>NUMERICO</w:t>
+            </w:r>
+          </w:p>
+        </w:tc>
+        <w:tc>
+          <w:tcPr>
+            <w:tcW w:w="4539" w:type="dxa"/>
+            <w:hideMark/>
+          </w:tcPr>
+          <w:p>
+            <w:pPr>
+              <w:jc w:val="center"/>
+              <w:rPr>
+                <w:rFonts w:ascii="Times New Roman" w:hAnsi="Times New Roman" w:cs="Times New Roman"/>
+                <w:sz w:val="24"/>
+                <w:szCs w:val="24"/>
+              </w:rPr>
+            </w:pPr>
+            <w:r>
+              <w:rPr>
+                <w:rFonts w:ascii="Times New Roman" w:hAnsi="Times New Roman" w:cs="Times New Roman"/>
+                <w:sz w:val="24"/>
+                <w:szCs w:val="24"/>
+              </w:rPr>
+              <w:t>REVISION DE GASES CERTIFICADO EN COLOMBIA</w:t>
+            </w:r>
+          </w:p>
+        </w:tc>
+      </w:tr>
+      <w:tr>
+        <w:trPr>
+          <w:trHeight w:val="535"/>
+        </w:trPr>
+        <w:tc>
+          <w:tcPr>
+            <w:tcW w:w="2923" w:type="dxa"/>
+            <w:hideMark/>
+          </w:tcPr>
+          <w:p>
+            <w:pPr>
+              <w:jc w:val="center"/>
+              <w:rPr>
+                <w:rFonts w:ascii="Times New Roman" w:hAnsi="Times New Roman" w:cs="Times New Roman"/>
+                <w:sz w:val="24"/>
+                <w:szCs w:val="24"/>
+              </w:rPr>
+            </w:pPr>
+            <w:r>
+              <w:rPr>
+                <w:rFonts w:ascii="Times New Roman" w:hAnsi="Times New Roman" w:cs="Times New Roman"/>
+                <w:sz w:val="24"/>
+                <w:szCs w:val="24"/>
+              </w:rPr>
+              <w:t>MODELO</w:t>
+            </w:r>
+          </w:p>
+        </w:tc>
+        <w:tc>
+          <w:tcPr>
+            <w:tcW w:w="1270" w:type="dxa"/>
+            <w:hideMark/>
+          </w:tcPr>
+          <w:p>
+            <w:pPr>
+              <w:jc w:val="center"/>
+              <w:rPr>
+                <w:rFonts w:ascii="Times New Roman" w:hAnsi="Times New Roman" w:cs="Times New Roman"/>
+                <w:sz w:val="24"/>
+                <w:szCs w:val="24"/>
+              </w:rPr>
+            </w:pPr>
+            <w:r>
+              <w:rPr>
+                <w:rFonts w:ascii="Times New Roman" w:hAnsi="Times New Roman" w:cs="Times New Roman"/>
+                <w:sz w:val="24"/>
+                <w:szCs w:val="24"/>
+              </w:rPr>
+              <w:t>4</w:t>
+            </w:r>
+          </w:p>
+        </w:tc>
+        <w:tc>
+          <w:tcPr>
+            <w:tcW w:w="1497" w:type="dxa"/>
+            <w:hideMark/>
+          </w:tcPr>
+          <w:p>
+            <w:pPr>
+              <w:jc w:val="center"/>
+              <w:rPr>
+                <w:rFonts w:ascii="Times New Roman" w:hAnsi="Times New Roman" w:cs="Times New Roman"/>
+                <w:sz w:val="24"/>
+                <w:szCs w:val="24"/>
+              </w:rPr>
+            </w:pPr>
+            <w:r>
+              <w:rPr>
+                <w:rFonts w:ascii="Times New Roman" w:hAnsi="Times New Roman" w:cs="Times New Roman"/>
+                <w:sz w:val="24"/>
+                <w:szCs w:val="24"/>
+              </w:rPr>
+              <w:t>NUMERICO</w:t>
+            </w:r>
+          </w:p>
+        </w:tc>
+        <w:tc>
+          <w:tcPr>
+            <w:tcW w:w="4539" w:type="dxa"/>
+            <w:hideMark/>
+          </w:tcPr>
+          <w:p>
+            <w:pPr>
+              <w:jc w:val="center"/>
+              <w:rPr>
+                <w:rFonts w:ascii="Times New Roman" w:hAnsi="Times New Roman" w:cs="Times New Roman"/>
+                <w:sz w:val="24"/>
+                <w:szCs w:val="24"/>
+              </w:rPr>
+            </w:pPr>
+            <w:r>
+              <w:rPr>
+                <w:rFonts w:ascii="Times New Roman" w:hAnsi="Times New Roman" w:cs="Times New Roman"/>
+                <w:sz w:val="24"/>
+                <w:szCs w:val="24"/>
+              </w:rPr>
+              <w:t>AÑO DE ENSAMBLADO DEL VEHICULO</w:t>
+            </w:r>
+          </w:p>
+        </w:tc>
+      </w:tr>
+      <w:tr>
+        <w:trPr>
+          <w:trHeight w:val="535"/>
+        </w:trPr>
+        <w:tc>
+          <w:tcPr>
+            <w:tcW w:w="2923" w:type="dxa"/>
+            <w:hideMark/>
+          </w:tcPr>
+          <w:p>
+            <w:pPr>
+              <w:jc w:val="center"/>
+              <w:rPr>
+                <w:rFonts w:ascii="Times New Roman" w:hAnsi="Times New Roman" w:cs="Times New Roman"/>
+                <w:sz w:val="24"/>
+                <w:szCs w:val="24"/>
+              </w:rPr>
+            </w:pPr>
+            <w:r>
+              <w:rPr>
+                <w:rFonts w:ascii="Times New Roman" w:hAnsi="Times New Roman" w:cs="Times New Roman"/>
+                <w:sz w:val="24"/>
+                <w:szCs w:val="24"/>
+              </w:rPr>
+              <w:t>COPIA_ID_CONDUCTOR</w:t>
+            </w:r>
+          </w:p>
+        </w:tc>
+        <w:tc>
+          <w:tcPr>
+            <w:tcW w:w="1270" w:type="dxa"/>
+            <w:hideMark/>
+          </w:tcPr>
+          <w:p>
+            <w:pPr>
+              <w:jc w:val="center"/>
+              <w:rPr>
+                <w:rFonts w:ascii="Times New Roman" w:hAnsi="Times New Roman" w:cs="Times New Roman"/>
+                <w:sz w:val="24"/>
+                <w:szCs w:val="24"/>
+              </w:rPr>
+            </w:pPr>
+            <w:r>
+              <w:rPr>
+                <w:rFonts w:ascii="Times New Roman" w:hAnsi="Times New Roman" w:cs="Times New Roman"/>
+                <w:sz w:val="24"/>
+                <w:szCs w:val="24"/>
+              </w:rPr>
+              <w:t>10</w:t>
+            </w:r>
+          </w:p>
+        </w:tc>
+        <w:tc>
+          <w:tcPr>
+            <w:tcW w:w="1497" w:type="dxa"/>
+            <w:hideMark/>
+          </w:tcPr>
+          <w:p>
+            <w:pPr>
+              <w:jc w:val="center"/>
+              <w:rPr>
+                <w:rFonts w:ascii="Times New Roman" w:hAnsi="Times New Roman" w:cs="Times New Roman"/>
+                <w:sz w:val="24"/>
+                <w:szCs w:val="24"/>
+              </w:rPr>
+            </w:pPr>
+            <w:r>
+              <w:rPr>
+                <w:rFonts w:ascii="Times New Roman" w:hAnsi="Times New Roman" w:cs="Times New Roman"/>
+                <w:sz w:val="24"/>
+                <w:szCs w:val="24"/>
+              </w:rPr>
+              <w:t>NUMERICO</w:t>
+            </w:r>
+          </w:p>
+        </w:tc>
+        <w:tc>
+          <w:tcPr>
+            <w:tcW w:w="4539" w:type="dxa"/>
+            <w:noWrap/>
+            <w:hideMark/>
+          </w:tcPr>
+          <w:p>
+            <w:pPr>
+              <w:jc w:val="center"/>
+              <w:rPr>
+                <w:rFonts w:ascii="Times New Roman" w:hAnsi="Times New Roman" w:cs="Times New Roman"/>
+                <w:sz w:val="24"/>
+                <w:szCs w:val="24"/>
+              </w:rPr>
+            </w:pPr>
+            <w:r>
+              <w:rPr>
+                <w:rFonts w:ascii="Times New Roman" w:hAnsi="Times New Roman" w:cs="Times New Roman"/>
+                <w:sz w:val="24"/>
+                <w:szCs w:val="24"/>
+              </w:rPr>
+              <w:t>IDENTIFICACION UNICA DE CONDUCTOR</w:t>
+            </w:r>
+          </w:p>
+        </w:tc>
+      </w:tr>
+      <w:tr>
+        <w:trPr>
+          <w:trHeight w:val="535"/>
+        </w:trPr>
+        <w:tc>
+          <w:tcPr>
+            <w:tcW w:w="2923" w:type="dxa"/>
+            <w:hideMark/>
+          </w:tcPr>
+          <w:p>
+            <w:pPr>
+              <w:jc w:val="center"/>
+              <w:rPr>
+                <w:rFonts w:ascii="Times New Roman" w:hAnsi="Times New Roman" w:cs="Times New Roman"/>
+                <w:sz w:val="24"/>
+                <w:szCs w:val="24"/>
+              </w:rPr>
+            </w:pPr>
+            <w:r>
+              <w:rPr>
+                <w:rFonts w:ascii="Times New Roman" w:hAnsi="Times New Roman" w:cs="Times New Roman"/>
+                <w:sz w:val="24"/>
+                <w:szCs w:val="24"/>
+              </w:rPr>
+              <w:t>COPIA_ENVIO</w:t>
+            </w:r>
+          </w:p>
+        </w:tc>
+        <w:tc>
+          <w:tcPr>
+            <w:tcW w:w="1270" w:type="dxa"/>
+            <w:hideMark/>
+          </w:tcPr>
+          <w:p>
+            <w:pPr>
+              <w:jc w:val="center"/>
+              <w:rPr>
+                <w:rFonts w:ascii="Times New Roman" w:hAnsi="Times New Roman" w:cs="Times New Roman"/>
+                <w:sz w:val="24"/>
+                <w:szCs w:val="24"/>
+              </w:rPr>
+            </w:pPr>
+            <w:r>
+              <w:rPr>
+                <w:rFonts w:ascii="Times New Roman" w:hAnsi="Times New Roman" w:cs="Times New Roman"/>
+                <w:sz w:val="24"/>
+                <w:szCs w:val="24"/>
+              </w:rPr>
+              <w:t>7</w:t>
+            </w:r>
+          </w:p>
+        </w:tc>
+        <w:tc>
+          <w:tcPr>
+            <w:tcW w:w="1497" w:type="dxa"/>
+            <w:hideMark/>
+          </w:tcPr>
+          <w:p>
+            <w:pPr>
+              <w:jc w:val="center"/>
+              <w:rPr>
+                <w:rFonts w:ascii="Times New Roman" w:hAnsi="Times New Roman" w:cs="Times New Roman"/>
+                <w:sz w:val="24"/>
+                <w:szCs w:val="24"/>
+              </w:rPr>
+            </w:pPr>
+            <w:r>
+              <w:rPr>
+                <w:rFonts w:ascii="Times New Roman" w:hAnsi="Times New Roman" w:cs="Times New Roman"/>
+                <w:sz w:val="24"/>
+                <w:szCs w:val="24"/>
+              </w:rPr>
+              <w:t>CARÁCTER</w:t>
+            </w:r>
+          </w:p>
+        </w:tc>
+        <w:tc>
+          <w:tcPr>
+            <w:tcW w:w="4539" w:type="dxa"/>
+            <w:hideMark/>
+          </w:tcPr>
+          <w:p>
+            <w:pPr>
+              <w:jc w:val="center"/>
+              <w:rPr>
+                <w:rFonts w:ascii="Times New Roman" w:hAnsi="Times New Roman" w:cs="Times New Roman"/>
+                <w:sz w:val="24"/>
+                <w:szCs w:val="24"/>
+              </w:rPr>
+            </w:pPr>
+            <w:r>
+              <w:rPr>
+                <w:rFonts w:ascii="Times New Roman" w:hAnsi="Times New Roman" w:cs="Times New Roman"/>
+                <w:sz w:val="24"/>
+                <w:szCs w:val="24"/>
+              </w:rPr>
+              <w:t>COPIA ID DEL ENVIO QUE SE ENVIARA</w:t>
+            </w:r>
+          </w:p>
+        </w:tc>
+      </w:tr>
+    </w:tbl>
+    <w:tbl>
+      <w:tblPr>
+        <w:tblStyle w:val="Tablaconcuadrcula"/>
+        <w:tblpPr w:leftFromText="141" w:rightFromText="141" w:vertAnchor="text" w:horzAnchor="margin" w:tblpY="126"/>
+        <w:tblW w:w="10021" w:type="dxa"/>
+        <w:tblLook w:val="04A0" w:firstRow="1" w:lastRow="0" w:firstColumn="1" w:lastColumn="0" w:noHBand="0" w:noVBand="1"/>
+      </w:tblPr>
+      <w:tblGrid>
+        <w:gridCol w:w="3390"/>
+        <w:gridCol w:w="1972"/>
+        <w:gridCol w:w="1720"/>
+        <w:gridCol w:w="2939"/>
+      </w:tblGrid>
+      <w:tr>
+        <w:trPr>
+          <w:trHeight w:val="563"/>
+        </w:trPr>
+        <w:tc>
+          <w:tcPr>
+            <w:tcW w:w="3390" w:type="dxa"/>
+            <w:hideMark/>
+          </w:tcPr>
+          <w:p>
+            <w:pPr>
+              <w:jc w:val="center"/>
+              <w:rPr>
+                <w:rFonts w:ascii="Times New Roman" w:hAnsi="Times New Roman" w:cs="Times New Roman"/>
+                <w:sz w:val="24"/>
+                <w:szCs w:val="24"/>
+              </w:rPr>
+            </w:pPr>
+            <w:r>
+              <w:rPr>
+                <w:rFonts w:ascii="Times New Roman" w:hAnsi="Times New Roman" w:cs="Times New Roman"/>
+                <w:sz w:val="24"/>
+                <w:szCs w:val="24"/>
+              </w:rPr>
+              <w:t>CAMPO</w:t>
+            </w:r>
+          </w:p>
+        </w:tc>
+        <w:tc>
+          <w:tcPr>
+            <w:tcW w:w="1972" w:type="dxa"/>
+            <w:hideMark/>
+          </w:tcPr>
+          <w:p>
+            <w:pPr>
+              <w:jc w:val="center"/>
+              <w:rPr>
+                <w:rFonts w:ascii="Times New Roman" w:hAnsi="Times New Roman" w:cs="Times New Roman"/>
+                <w:sz w:val="24"/>
+                <w:szCs w:val="24"/>
+              </w:rPr>
+            </w:pPr>
+            <w:r>
+              <w:rPr>
+                <w:rFonts w:ascii="Times New Roman" w:hAnsi="Times New Roman" w:cs="Times New Roman"/>
+                <w:sz w:val="24"/>
+                <w:szCs w:val="24"/>
+              </w:rPr>
+              <w:t>TAMAÑO</w:t>
+            </w:r>
+          </w:p>
+        </w:tc>
+        <w:tc>
+          <w:tcPr>
+            <w:tcW w:w="1720" w:type="dxa"/>
+            <w:hideMark/>
+          </w:tcPr>
+          <w:p>
+            <w:pPr>
+              <w:jc w:val="center"/>
+              <w:rPr>
+                <w:rFonts w:ascii="Times New Roman" w:hAnsi="Times New Roman" w:cs="Times New Roman"/>
+                <w:sz w:val="24"/>
+                <w:szCs w:val="24"/>
+              </w:rPr>
+            </w:pPr>
+            <w:r>
+              <w:rPr>
+                <w:rFonts w:ascii="Times New Roman" w:hAnsi="Times New Roman" w:cs="Times New Roman"/>
+                <w:sz w:val="24"/>
+                <w:szCs w:val="24"/>
+              </w:rPr>
+              <w:t>TIPO DE DATO</w:t>
+            </w:r>
+          </w:p>
+        </w:tc>
+        <w:tc>
+          <w:tcPr>
+            <w:tcW w:w="2939" w:type="dxa"/>
+            <w:hideMark/>
+          </w:tcPr>
+          <w:p>
+            <w:pPr>
+              <w:jc w:val="center"/>
+              <w:rPr>
+                <w:rFonts w:ascii="Times New Roman" w:hAnsi="Times New Roman" w:cs="Times New Roman"/>
+                <w:sz w:val="24"/>
+                <w:szCs w:val="24"/>
+              </w:rPr>
+            </w:pPr>
+            <w:r>
+              <w:rPr>
+                <w:rFonts w:ascii="Times New Roman" w:hAnsi="Times New Roman" w:cs="Times New Roman"/>
+                <w:sz w:val="24"/>
+                <w:szCs w:val="24"/>
+              </w:rPr>
+              <w:t>DESCRIPCION</w:t>
+            </w:r>
+          </w:p>
+        </w:tc>
+      </w:tr>
+      <w:tr>
+        <w:trPr>
+          <w:trHeight w:val="563"/>
+        </w:trPr>
+        <w:tc>
+          <w:tcPr>
+            <w:tcW w:w="3390" w:type="dxa"/>
+            <w:hideMark/>
+          </w:tcPr>
+          <w:p>
+            <w:pPr>
+              <w:jc w:val="center"/>
+              <w:rPr>
+                <w:rFonts w:ascii="Times New Roman" w:hAnsi="Times New Roman" w:cs="Times New Roman"/>
+                <w:sz w:val="24"/>
+                <w:szCs w:val="24"/>
+              </w:rPr>
+            </w:pPr>
+            <w:r>
+              <w:rPr>
+                <w:rFonts w:ascii="Times New Roman" w:hAnsi="Times New Roman" w:cs="Times New Roman"/>
+                <w:sz w:val="24"/>
+                <w:szCs w:val="24"/>
+              </w:rPr>
+              <w:t>ID</w:t>
+            </w:r>
+          </w:p>
+        </w:tc>
+        <w:tc>
+          <w:tcPr>
+            <w:tcW w:w="1972" w:type="dxa"/>
+            <w:hideMark/>
+          </w:tcPr>
+          <w:p>
+            <w:pPr>
+              <w:jc w:val="center"/>
+              <w:rPr>
+                <w:rFonts w:ascii="Times New Roman" w:hAnsi="Times New Roman" w:cs="Times New Roman"/>
+                <w:sz w:val="24"/>
+                <w:szCs w:val="24"/>
+              </w:rPr>
+            </w:pPr>
+            <w:r>
+              <w:rPr>
+                <w:rFonts w:ascii="Times New Roman" w:hAnsi="Times New Roman" w:cs="Times New Roman"/>
+                <w:sz w:val="24"/>
+                <w:szCs w:val="24"/>
+              </w:rPr>
+              <w:t>7</w:t>
+            </w:r>
+          </w:p>
+        </w:tc>
+        <w:tc>
+          <w:tcPr>
+            <w:tcW w:w="1720" w:type="dxa"/>
+            <w:hideMark/>
+          </w:tcPr>
+          <w:p>
+            <w:pPr>
+              <w:jc w:val="center"/>
+              <w:rPr>
+                <w:rFonts w:ascii="Times New Roman" w:hAnsi="Times New Roman" w:cs="Times New Roman"/>
+                <w:sz w:val="24"/>
+                <w:szCs w:val="24"/>
+              </w:rPr>
+            </w:pPr>
+            <w:r>
+              <w:rPr>
+                <w:rFonts w:ascii="Times New Roman" w:hAnsi="Times New Roman" w:cs="Times New Roman"/>
+                <w:sz w:val="24"/>
+                <w:szCs w:val="24"/>
+              </w:rPr>
+              <w:t>CARÁCTER</w:t>
+            </w:r>
+          </w:p>
+        </w:tc>
+        <w:tc>
+          <w:tcPr>
+            <w:tcW w:w="2939" w:type="dxa"/>
+            <w:hideMark/>
+          </w:tcPr>
+          <w:p>
+            <w:pPr>
+              <w:jc w:val="center"/>
+              <w:rPr>
+                <w:rFonts w:ascii="Times New Roman" w:hAnsi="Times New Roman" w:cs="Times New Roman"/>
+                <w:sz w:val="24"/>
+                <w:szCs w:val="24"/>
+              </w:rPr>
+            </w:pPr>
+            <w:r>
+              <w:rPr>
+                <w:rFonts w:ascii="Times New Roman" w:hAnsi="Times New Roman" w:cs="Times New Roman"/>
+                <w:sz w:val="24"/>
+                <w:szCs w:val="24"/>
+              </w:rPr>
+              <w:t>IDENTIFICACION ASIGNADA A LA FACTURA</w:t>
+            </w:r>
+          </w:p>
+        </w:tc>
+      </w:tr>
+      <w:tr>
+        <w:trPr>
+          <w:trHeight w:val="281"/>
+        </w:trPr>
+        <w:tc>
+          <w:tcPr>
+            <w:tcW w:w="3390" w:type="dxa"/>
+            <w:hideMark/>
+          </w:tcPr>
+          <w:p>
+            <w:pPr>
+              <w:jc w:val="center"/>
+              <w:rPr>
+                <w:rFonts w:ascii="Times New Roman" w:hAnsi="Times New Roman" w:cs="Times New Roman"/>
+                <w:sz w:val="24"/>
+                <w:szCs w:val="24"/>
+              </w:rPr>
+            </w:pPr>
+            <w:r>
+              <w:rPr>
+                <w:rFonts w:ascii="Times New Roman" w:hAnsi="Times New Roman" w:cs="Times New Roman"/>
+                <w:sz w:val="24"/>
+                <w:szCs w:val="24"/>
+              </w:rPr>
+              <w:t>CANTIDAD</w:t>
+            </w:r>
+          </w:p>
+        </w:tc>
+        <w:tc>
+          <w:tcPr>
+            <w:tcW w:w="1972" w:type="dxa"/>
+            <w:hideMark/>
+          </w:tcPr>
+          <w:p>
+            <w:pPr>
+              <w:jc w:val="center"/>
+              <w:rPr>
+                <w:rFonts w:ascii="Times New Roman" w:hAnsi="Times New Roman" w:cs="Times New Roman"/>
+                <w:sz w:val="24"/>
+                <w:szCs w:val="24"/>
+              </w:rPr>
+            </w:pPr>
+            <w:r>
+              <w:rPr>
+                <w:rFonts w:ascii="Times New Roman" w:hAnsi="Times New Roman" w:cs="Times New Roman"/>
+                <w:sz w:val="24"/>
+                <w:szCs w:val="24"/>
+              </w:rPr>
+              <w:t>999</w:t>
+            </w:r>
+          </w:p>
+        </w:tc>
+        <w:tc>
+          <w:tcPr>
+            <w:tcW w:w="1720" w:type="dxa"/>
+            <w:hideMark/>
+          </w:tcPr>
+          <w:p>
+            <w:pPr>
+              <w:jc w:val="center"/>
+              <w:rPr>
+                <w:rFonts w:ascii="Times New Roman" w:hAnsi="Times New Roman" w:cs="Times New Roman"/>
+                <w:sz w:val="24"/>
+                <w:szCs w:val="24"/>
+              </w:rPr>
+            </w:pPr>
+            <w:r>
+              <w:rPr>
+                <w:rFonts w:ascii="Times New Roman" w:hAnsi="Times New Roman" w:cs="Times New Roman"/>
+                <w:sz w:val="24"/>
+                <w:szCs w:val="24"/>
+              </w:rPr>
+              <w:t>NUMERICO</w:t>
+            </w:r>
+          </w:p>
+        </w:tc>
+        <w:tc>
+          <w:tcPr>
+            <w:tcW w:w="2939" w:type="dxa"/>
+            <w:hideMark/>
+          </w:tcPr>
+          <w:p>
+            <w:pPr>
+              <w:jc w:val="center"/>
+              <w:rPr>
+                <w:rFonts w:ascii="Times New Roman" w:hAnsi="Times New Roman" w:cs="Times New Roman"/>
+                <w:sz w:val="24"/>
+                <w:szCs w:val="24"/>
+              </w:rPr>
+            </w:pPr>
+            <w:r>
+              <w:rPr>
+                <w:rFonts w:ascii="Times New Roman" w:hAnsi="Times New Roman" w:cs="Times New Roman"/>
+                <w:sz w:val="24"/>
+                <w:szCs w:val="24"/>
+              </w:rPr>
+              <w:t>CANTIDAD QUE SE SOLICITA EN LA FACTURA</w:t>
+            </w:r>
+          </w:p>
+        </w:tc>
+      </w:tr>
+      <w:tr>
+        <w:trPr>
+          <w:trHeight w:val="281"/>
+        </w:trPr>
+        <w:tc>
+          <w:tcPr>
+            <w:tcW w:w="3390" w:type="dxa"/>
+            <w:hideMark/>
+          </w:tcPr>
+          <w:p>
+            <w:pPr>
+              <w:jc w:val="center"/>
+              <w:rPr>
+                <w:rFonts w:ascii="Times New Roman" w:hAnsi="Times New Roman" w:cs="Times New Roman"/>
+                <w:sz w:val="24"/>
+                <w:szCs w:val="24"/>
+              </w:rPr>
+            </w:pPr>
+            <w:r>
+              <w:rPr>
+                <w:rFonts w:ascii="Times New Roman" w:hAnsi="Times New Roman" w:cs="Times New Roman"/>
+                <w:sz w:val="24"/>
+                <w:szCs w:val="24"/>
+              </w:rPr>
+              <w:t>DIRECCION</w:t>
+            </w:r>
+          </w:p>
+        </w:tc>
+        <w:tc>
+          <w:tcPr>
+            <w:tcW w:w="1972" w:type="dxa"/>
+            <w:hideMark/>
+          </w:tcPr>
+          <w:p>
+            <w:pPr>
+              <w:jc w:val="center"/>
+              <w:rPr>
+                <w:rFonts w:ascii="Times New Roman" w:hAnsi="Times New Roman" w:cs="Times New Roman"/>
+                <w:sz w:val="24"/>
+                <w:szCs w:val="24"/>
+              </w:rPr>
+            </w:pPr>
+            <w:r>
+              <w:rPr>
+                <w:rFonts w:ascii="Times New Roman" w:hAnsi="Times New Roman" w:cs="Times New Roman"/>
+                <w:sz w:val="24"/>
+                <w:szCs w:val="24"/>
+              </w:rPr>
+              <w:t>50</w:t>
+            </w:r>
+          </w:p>
+        </w:tc>
+        <w:tc>
+          <w:tcPr>
+            <w:tcW w:w="1720" w:type="dxa"/>
+            <w:hideMark/>
+          </w:tcPr>
+          <w:p>
+            <w:pPr>
+              <w:jc w:val="center"/>
+              <w:rPr>
+                <w:rFonts w:ascii="Times New Roman" w:hAnsi="Times New Roman" w:cs="Times New Roman"/>
+                <w:sz w:val="24"/>
+                <w:szCs w:val="24"/>
+              </w:rPr>
+            </w:pPr>
+            <w:r>
+              <w:rPr>
+                <w:rFonts w:ascii="Times New Roman" w:hAnsi="Times New Roman" w:cs="Times New Roman"/>
+                <w:sz w:val="24"/>
+                <w:szCs w:val="24"/>
+              </w:rPr>
+              <w:t>CARÁCTER</w:t>
+            </w:r>
+          </w:p>
+        </w:tc>
+        <w:tc>
+          <w:tcPr>
+            <w:tcW w:w="2939" w:type="dxa"/>
+            <w:hideMark/>
+          </w:tcPr>
+          <w:p>
+            <w:pPr>
+              <w:jc w:val="center"/>
+              <w:rPr>
+                <w:rFonts w:ascii="Times New Roman" w:hAnsi="Times New Roman" w:cs="Times New Roman"/>
+                <w:sz w:val="24"/>
+                <w:szCs w:val="24"/>
+              </w:rPr>
+            </w:pPr>
+            <w:proofErr w:type="gramStart"/>
+            <w:r>
+              <w:rPr>
+                <w:rFonts w:ascii="Times New Roman" w:hAnsi="Times New Roman" w:cs="Times New Roman"/>
+                <w:sz w:val="24"/>
+                <w:szCs w:val="24"/>
+              </w:rPr>
+              <w:t>LUGAR  DE</w:t>
+            </w:r>
+            <w:proofErr w:type="gramEnd"/>
+            <w:r>
+              <w:rPr>
+                <w:rFonts w:ascii="Times New Roman" w:hAnsi="Times New Roman" w:cs="Times New Roman"/>
+                <w:sz w:val="24"/>
+                <w:szCs w:val="24"/>
+              </w:rPr>
+              <w:t xml:space="preserve"> LLEGADA DE EL PEDIDO</w:t>
+            </w:r>
+          </w:p>
+        </w:tc>
+      </w:tr>
+      <w:tr>
+        <w:trPr>
+          <w:trHeight w:val="267"/>
+        </w:trPr>
+        <w:tc>
+          <w:tcPr>
+            <w:tcW w:w="3390" w:type="dxa"/>
+            <w:hideMark/>
+          </w:tcPr>
+          <w:p>
+            <w:pPr>
+              <w:jc w:val="center"/>
+              <w:rPr>
+                <w:rFonts w:ascii="Times New Roman" w:hAnsi="Times New Roman" w:cs="Times New Roman"/>
+                <w:sz w:val="24"/>
+                <w:szCs w:val="24"/>
+              </w:rPr>
+            </w:pPr>
+            <w:r>
+              <w:rPr>
+                <w:rFonts w:ascii="Times New Roman" w:hAnsi="Times New Roman" w:cs="Times New Roman"/>
+                <w:sz w:val="24"/>
+                <w:szCs w:val="24"/>
+              </w:rPr>
+              <w:t>SUBTOTAL</w:t>
+            </w:r>
+          </w:p>
+        </w:tc>
+        <w:tc>
+          <w:tcPr>
+            <w:tcW w:w="1972" w:type="dxa"/>
+            <w:hideMark/>
+          </w:tcPr>
+          <w:p>
+            <w:pPr>
+              <w:jc w:val="center"/>
+              <w:rPr>
+                <w:rFonts w:ascii="Times New Roman" w:hAnsi="Times New Roman" w:cs="Times New Roman"/>
+                <w:sz w:val="24"/>
+                <w:szCs w:val="24"/>
+              </w:rPr>
+            </w:pPr>
+            <w:r>
+              <w:rPr>
+                <w:rFonts w:ascii="Times New Roman" w:hAnsi="Times New Roman" w:cs="Times New Roman"/>
+                <w:sz w:val="24"/>
+                <w:szCs w:val="24"/>
+              </w:rPr>
+              <w:t xml:space="preserve"> $    10.000.000,00 </w:t>
+            </w:r>
+          </w:p>
+        </w:tc>
+        <w:tc>
+          <w:tcPr>
+            <w:tcW w:w="1720" w:type="dxa"/>
+            <w:hideMark/>
+          </w:tcPr>
+          <w:p>
+            <w:pPr>
+              <w:jc w:val="center"/>
+              <w:rPr>
+                <w:rFonts w:ascii="Times New Roman" w:hAnsi="Times New Roman" w:cs="Times New Roman"/>
+                <w:sz w:val="24"/>
+                <w:szCs w:val="24"/>
+              </w:rPr>
+            </w:pPr>
+            <w:r>
+              <w:rPr>
+                <w:rFonts w:ascii="Times New Roman" w:hAnsi="Times New Roman" w:cs="Times New Roman"/>
+                <w:sz w:val="24"/>
+                <w:szCs w:val="24"/>
+              </w:rPr>
+              <w:t>NUMERICO</w:t>
+            </w:r>
+          </w:p>
+        </w:tc>
+        <w:tc>
+          <w:tcPr>
+            <w:tcW w:w="2939" w:type="dxa"/>
+            <w:hideMark/>
+          </w:tcPr>
+          <w:p>
+            <w:pPr>
+              <w:jc w:val="center"/>
+              <w:rPr>
+                <w:rFonts w:ascii="Times New Roman" w:hAnsi="Times New Roman" w:cs="Times New Roman"/>
+                <w:sz w:val="24"/>
+                <w:szCs w:val="24"/>
+              </w:rPr>
+            </w:pPr>
+            <w:r>
+              <w:rPr>
+                <w:rFonts w:ascii="Times New Roman" w:hAnsi="Times New Roman" w:cs="Times New Roman"/>
+                <w:sz w:val="24"/>
+                <w:szCs w:val="24"/>
+              </w:rPr>
+              <w:t>PRECIO TOTAL DE PRODUCTOS SIN IVA</w:t>
+            </w:r>
+          </w:p>
+        </w:tc>
+      </w:tr>
+      <w:tr>
+        <w:trPr>
+          <w:trHeight w:val="563"/>
+        </w:trPr>
+        <w:tc>
+          <w:tcPr>
+            <w:tcW w:w="3390" w:type="dxa"/>
+            <w:hideMark/>
+          </w:tcPr>
+          <w:p>
+            <w:pPr>
+              <w:jc w:val="center"/>
+              <w:rPr>
+                <w:rFonts w:ascii="Times New Roman" w:hAnsi="Times New Roman" w:cs="Times New Roman"/>
+                <w:sz w:val="24"/>
+                <w:szCs w:val="24"/>
+              </w:rPr>
+            </w:pPr>
+            <w:r>
+              <w:rPr>
+                <w:rFonts w:ascii="Times New Roman" w:hAnsi="Times New Roman" w:cs="Times New Roman"/>
+                <w:sz w:val="24"/>
+                <w:szCs w:val="24"/>
+              </w:rPr>
+              <w:t>DESCRIPCION</w:t>
+            </w:r>
+          </w:p>
+        </w:tc>
+        <w:tc>
+          <w:tcPr>
+            <w:tcW w:w="1972" w:type="dxa"/>
+            <w:hideMark/>
+          </w:tcPr>
+          <w:p>
+            <w:pPr>
+              <w:jc w:val="center"/>
+              <w:rPr>
+                <w:rFonts w:ascii="Times New Roman" w:hAnsi="Times New Roman" w:cs="Times New Roman"/>
+                <w:sz w:val="24"/>
+                <w:szCs w:val="24"/>
+              </w:rPr>
+            </w:pPr>
+            <w:r>
+              <w:rPr>
+                <w:rFonts w:ascii="Times New Roman" w:hAnsi="Times New Roman" w:cs="Times New Roman"/>
+                <w:sz w:val="24"/>
+                <w:szCs w:val="24"/>
+              </w:rPr>
+              <w:t>20</w:t>
+            </w:r>
+          </w:p>
+        </w:tc>
+        <w:tc>
+          <w:tcPr>
+            <w:tcW w:w="1720" w:type="dxa"/>
+            <w:hideMark/>
+          </w:tcPr>
+          <w:p>
+            <w:pPr>
+              <w:jc w:val="center"/>
+              <w:rPr>
+                <w:rFonts w:ascii="Times New Roman" w:hAnsi="Times New Roman" w:cs="Times New Roman"/>
+                <w:sz w:val="24"/>
+                <w:szCs w:val="24"/>
+              </w:rPr>
+            </w:pPr>
+            <w:r>
+              <w:rPr>
+                <w:rFonts w:ascii="Times New Roman" w:hAnsi="Times New Roman" w:cs="Times New Roman"/>
+                <w:sz w:val="24"/>
+                <w:szCs w:val="24"/>
+              </w:rPr>
+              <w:t>CARÁCTER</w:t>
+            </w:r>
+          </w:p>
+        </w:tc>
+        <w:tc>
+          <w:tcPr>
+            <w:tcW w:w="2939" w:type="dxa"/>
+            <w:hideMark/>
+          </w:tcPr>
+          <w:p>
+            <w:pPr>
+              <w:jc w:val="center"/>
+              <w:rPr>
+                <w:rFonts w:ascii="Times New Roman" w:hAnsi="Times New Roman" w:cs="Times New Roman"/>
+                <w:sz w:val="24"/>
+                <w:szCs w:val="24"/>
+              </w:rPr>
+            </w:pPr>
+            <w:r>
+              <w:rPr>
+                <w:rFonts w:ascii="Times New Roman" w:hAnsi="Times New Roman" w:cs="Times New Roman"/>
+                <w:sz w:val="24"/>
+                <w:szCs w:val="24"/>
+              </w:rPr>
+              <w:t>DESCRIPCION BREVE DE LOS PRODUCTOS SOLICITADOS EN EL PEDIDO</w:t>
+            </w:r>
+          </w:p>
+        </w:tc>
+      </w:tr>
+      <w:tr>
+        <w:trPr>
+          <w:trHeight w:val="563"/>
+        </w:trPr>
+        <w:tc>
+          <w:tcPr>
+            <w:tcW w:w="3390" w:type="dxa"/>
+            <w:hideMark/>
+          </w:tcPr>
+          <w:p>
+            <w:pPr>
+              <w:jc w:val="center"/>
+              <w:rPr>
+                <w:rFonts w:ascii="Times New Roman" w:hAnsi="Times New Roman" w:cs="Times New Roman"/>
+                <w:sz w:val="24"/>
+                <w:szCs w:val="24"/>
+              </w:rPr>
+            </w:pPr>
+            <w:proofErr w:type="gramStart"/>
+            <w:r>
+              <w:rPr>
+                <w:rFonts w:ascii="Times New Roman" w:hAnsi="Times New Roman" w:cs="Times New Roman"/>
+                <w:sz w:val="24"/>
+                <w:szCs w:val="24"/>
+              </w:rPr>
+              <w:t>TOTAL(</w:t>
+            </w:r>
+            <w:proofErr w:type="gramEnd"/>
+            <w:r>
+              <w:rPr>
+                <w:rFonts w:ascii="Times New Roman" w:hAnsi="Times New Roman" w:cs="Times New Roman"/>
+                <w:sz w:val="24"/>
+                <w:szCs w:val="24"/>
+              </w:rPr>
+              <w:t>IVA 19%)</w:t>
+            </w:r>
+          </w:p>
+        </w:tc>
+        <w:tc>
+          <w:tcPr>
+            <w:tcW w:w="1972" w:type="dxa"/>
+            <w:hideMark/>
+          </w:tcPr>
+          <w:p>
+            <w:pPr>
+              <w:jc w:val="center"/>
+              <w:rPr>
+                <w:rFonts w:ascii="Times New Roman" w:hAnsi="Times New Roman" w:cs="Times New Roman"/>
+                <w:sz w:val="24"/>
+                <w:szCs w:val="24"/>
+              </w:rPr>
+            </w:pPr>
+            <w:r>
+              <w:rPr>
+                <w:rFonts w:ascii="Times New Roman" w:hAnsi="Times New Roman" w:cs="Times New Roman"/>
+                <w:sz w:val="24"/>
+                <w:szCs w:val="24"/>
+              </w:rPr>
+              <w:t xml:space="preserve"> </w:t>
+            </w:r>
+            <w:proofErr w:type="gramStart"/>
+            <w:r>
+              <w:rPr>
+                <w:rFonts w:ascii="Times New Roman" w:hAnsi="Times New Roman" w:cs="Times New Roman"/>
+                <w:sz w:val="24"/>
+                <w:szCs w:val="24"/>
+              </w:rPr>
+              <w:t>$  100.000.000</w:t>
+            </w:r>
+            <w:proofErr w:type="gramEnd"/>
+            <w:r>
+              <w:rPr>
+                <w:rFonts w:ascii="Times New Roman" w:hAnsi="Times New Roman" w:cs="Times New Roman"/>
+                <w:sz w:val="24"/>
+                <w:szCs w:val="24"/>
+              </w:rPr>
+              <w:t xml:space="preserve">,00 </w:t>
+            </w:r>
+          </w:p>
+        </w:tc>
+        <w:tc>
+          <w:tcPr>
+            <w:tcW w:w="1720" w:type="dxa"/>
+            <w:hideMark/>
+          </w:tcPr>
+          <w:p>
+            <w:pPr>
+              <w:jc w:val="center"/>
+              <w:rPr>
+                <w:rFonts w:ascii="Times New Roman" w:hAnsi="Times New Roman" w:cs="Times New Roman"/>
+                <w:sz w:val="24"/>
+                <w:szCs w:val="24"/>
+              </w:rPr>
+            </w:pPr>
+            <w:r>
+              <w:rPr>
+                <w:rFonts w:ascii="Times New Roman" w:hAnsi="Times New Roman" w:cs="Times New Roman"/>
+                <w:sz w:val="24"/>
+                <w:szCs w:val="24"/>
+              </w:rPr>
+              <w:t>NUMERICO</w:t>
+            </w:r>
+          </w:p>
+        </w:tc>
+        <w:tc>
+          <w:tcPr>
+            <w:tcW w:w="2939" w:type="dxa"/>
+            <w:hideMark/>
+          </w:tcPr>
+          <w:p>
+            <w:pPr>
+              <w:jc w:val="center"/>
+              <w:rPr>
+                <w:rFonts w:ascii="Times New Roman" w:hAnsi="Times New Roman" w:cs="Times New Roman"/>
+                <w:sz w:val="24"/>
+                <w:szCs w:val="24"/>
+              </w:rPr>
+            </w:pPr>
+            <w:proofErr w:type="gramStart"/>
+            <w:r>
+              <w:rPr>
+                <w:rFonts w:ascii="Times New Roman" w:hAnsi="Times New Roman" w:cs="Times New Roman"/>
+                <w:sz w:val="24"/>
+                <w:szCs w:val="24"/>
+              </w:rPr>
+              <w:t>TOTAL</w:t>
+            </w:r>
+            <w:proofErr w:type="gramEnd"/>
+            <w:r>
+              <w:rPr>
+                <w:rFonts w:ascii="Times New Roman" w:hAnsi="Times New Roman" w:cs="Times New Roman"/>
+                <w:sz w:val="24"/>
+                <w:szCs w:val="24"/>
+              </w:rPr>
+              <w:t xml:space="preserve"> DE PAGO CON EL IVA</w:t>
+            </w:r>
+          </w:p>
+        </w:tc>
+      </w:tr>
+      <w:tr>
+        <w:trPr>
+          <w:trHeight w:val="563"/>
+        </w:trPr>
+        <w:tc>
+          <w:tcPr>
+            <w:tcW w:w="3390" w:type="dxa"/>
+            <w:hideMark/>
+          </w:tcPr>
+          <w:p>
+            <w:pPr>
+              <w:jc w:val="center"/>
+              <w:rPr>
+                <w:rFonts w:ascii="Times New Roman" w:hAnsi="Times New Roman" w:cs="Times New Roman"/>
+                <w:sz w:val="24"/>
+                <w:szCs w:val="24"/>
+              </w:rPr>
+            </w:pPr>
+            <w:r>
+              <w:rPr>
+                <w:rFonts w:ascii="Times New Roman" w:hAnsi="Times New Roman" w:cs="Times New Roman"/>
+                <w:sz w:val="24"/>
+                <w:szCs w:val="24"/>
+              </w:rPr>
+              <w:t>COPIA_ORDEN_VENTAS</w:t>
+            </w:r>
+          </w:p>
+        </w:tc>
+        <w:tc>
+          <w:tcPr>
+            <w:tcW w:w="1972" w:type="dxa"/>
+            <w:hideMark/>
+          </w:tcPr>
+          <w:p>
+            <w:pPr>
+              <w:jc w:val="center"/>
+              <w:rPr>
+                <w:rFonts w:ascii="Times New Roman" w:hAnsi="Times New Roman" w:cs="Times New Roman"/>
+                <w:sz w:val="24"/>
+                <w:szCs w:val="24"/>
+              </w:rPr>
+            </w:pPr>
+            <w:r>
+              <w:rPr>
+                <w:rFonts w:ascii="Times New Roman" w:hAnsi="Times New Roman" w:cs="Times New Roman"/>
+                <w:sz w:val="24"/>
+                <w:szCs w:val="24"/>
+              </w:rPr>
+              <w:t>6</w:t>
+            </w:r>
+          </w:p>
+        </w:tc>
+        <w:tc>
+          <w:tcPr>
+            <w:tcW w:w="1720" w:type="dxa"/>
+            <w:hideMark/>
+          </w:tcPr>
+          <w:p>
+            <w:pPr>
+              <w:jc w:val="center"/>
+              <w:rPr>
+                <w:rFonts w:ascii="Times New Roman" w:hAnsi="Times New Roman" w:cs="Times New Roman"/>
+                <w:sz w:val="24"/>
+                <w:szCs w:val="24"/>
+              </w:rPr>
+            </w:pPr>
+            <w:r>
+              <w:rPr>
+                <w:rFonts w:ascii="Times New Roman" w:hAnsi="Times New Roman" w:cs="Times New Roman"/>
+                <w:sz w:val="24"/>
+                <w:szCs w:val="24"/>
+              </w:rPr>
+              <w:t>CARÁCTER</w:t>
+            </w:r>
+          </w:p>
+        </w:tc>
+        <w:tc>
+          <w:tcPr>
+            <w:tcW w:w="2939" w:type="dxa"/>
+            <w:hideMark/>
+          </w:tcPr>
+          <w:p>
+            <w:pPr>
+              <w:jc w:val="center"/>
+              <w:rPr>
+                <w:rFonts w:ascii="Times New Roman" w:hAnsi="Times New Roman" w:cs="Times New Roman"/>
+                <w:sz w:val="24"/>
+                <w:szCs w:val="24"/>
+              </w:rPr>
+            </w:pPr>
+            <w:r>
+              <w:rPr>
+                <w:rFonts w:ascii="Times New Roman" w:hAnsi="Times New Roman" w:cs="Times New Roman"/>
+                <w:sz w:val="24"/>
+                <w:szCs w:val="24"/>
+              </w:rPr>
+              <w:t>IDENTIFICACION DE LA ORDEN DE VENTA LA CUAL GENERA LA FACTURA</w:t>
+            </w:r>
+          </w:p>
+        </w:tc>
+      </w:tr>
+    </w:tbl>
+    <w:p>
+      <w:pPr>
+        <w:rPr>
+          <w:rFonts w:ascii="Times New Roman" w:hAnsi="Times New Roman" w:cs="Times New Roman"/>
+          <w:sz w:val="24"/>
+          <w:szCs w:val="24"/>
+        </w:rPr>
+      </w:pPr>
+    </w:p>
+    <w:p>
+      <w:pPr>
+        <w:rPr>
+          <w:rFonts w:ascii="Times New Roman" w:hAnsi="Times New Roman" w:cs="Times New Roman"/>
+          <w:sz w:val="24"/>
+          <w:szCs w:val="24"/>
+        </w:rPr>
+      </w:pPr>
+    </w:p>
+    <w:p>
+      <w:pPr>
+        <w:jc w:val="center"/>
+        <w:rPr>
+          <w:rFonts w:ascii="Times New Roman" w:hAnsi="Times New Roman" w:cs="Times New Roman"/>
+          <w:sz w:val="24"/>
+          <w:szCs w:val="24"/>
+        </w:rPr>
+      </w:pPr>
+      <w:r>
+        <w:rPr>
+          <w:rFonts w:ascii="Times New Roman" w:hAnsi="Times New Roman" w:cs="Times New Roman"/>
+          <w:sz w:val="24"/>
+          <w:szCs w:val="24"/>
+        </w:rPr>
+        <w:fldChar w:fldCharType="begin"/>
+      </w:r>
+      <w:r>
+        <w:rPr>
+          <w:rFonts w:ascii="Times New Roman" w:hAnsi="Times New Roman" w:cs="Times New Roman"/>
+          <w:sz w:val="24"/>
+          <w:szCs w:val="24"/>
+        </w:rPr>
+        <w:instrText xml:space="preserve"> LINK Excel.Sheet.12 "Libro1" "Hoja1!F7C7:F14C10" \a \f 5 \h  \* MERGEFORMAT </w:instrText>
+      </w:r>
+      <w:r>
+        <w:rPr>
+          <w:rFonts w:ascii="Times New Roman" w:hAnsi="Times New Roman" w:cs="Times New Roman"/>
+          <w:sz w:val="24"/>
+          <w:szCs w:val="24"/>
+        </w:rPr>
+        <w:fldChar w:fldCharType="separate"/>
+      </w:r>
+    </w:p>
+    <w:p>
+      <w:pPr>
+        <w:jc w:val="center"/>
+        <w:rPr>
+          <w:rFonts w:ascii="Times New Roman" w:hAnsi="Times New Roman" w:cs="Times New Roman"/>
+          <w:sz w:val="24"/>
+          <w:szCs w:val="24"/>
+        </w:rPr>
+      </w:pPr>
+      <w:r>
+        <w:rPr>
+          <w:rFonts w:ascii="Times New Roman" w:hAnsi="Times New Roman" w:cs="Times New Roman"/>
+          <w:sz w:val="24"/>
+          <w:szCs w:val="24"/>
+        </w:rPr>
+        <w:fldChar w:fldCharType="end"/>
+      </w:r>
+    </w:p>
+    <w:p>
+      <w:pPr>
+        <w:jc w:val="center"/>
+        <w:rPr>
+          <w:rFonts w:ascii="Times New Roman" w:hAnsi="Times New Roman" w:cs="Times New Roman"/>
+          <w:sz w:val="24"/>
+          <w:szCs w:val="24"/>
+        </w:rPr>
+      </w:pPr>
+    </w:p>
+    <w:p>
+      <w:pPr>
+        <w:jc w:val="center"/>
+        <w:rPr>
+          <w:rFonts w:ascii="Times New Roman" w:hAnsi="Times New Roman" w:cs="Times New Roman"/>
+          <w:sz w:val="24"/>
+          <w:szCs w:val="24"/>
+        </w:rPr>
+      </w:pPr>
+      <w:r>
+        <w:rPr>
+          <w:rFonts w:ascii="Times New Roman" w:hAnsi="Times New Roman" w:cs="Times New Roman"/>
+          <w:sz w:val="24"/>
+          <w:szCs w:val="24"/>
+        </w:rPr>
+        <w:lastRenderedPageBreak/>
+        <w:fldChar w:fldCharType="begin"/>
+      </w:r>
+      <w:r>
+        <w:rPr>
+          <w:rFonts w:ascii="Times New Roman" w:hAnsi="Times New Roman" w:cs="Times New Roman"/>
+          <w:sz w:val="24"/>
+          <w:szCs w:val="24"/>
+        </w:rPr>
+        <w:instrText xml:space="preserve"> LINK Excel.Sheet.12 "Libro1" "Hoja1!F7C20:F14C23" \a \f 5 \h  \* MERGEFORMAT </w:instrText>
+      </w:r>
+      <w:r>
+        <w:rPr>
+          <w:rFonts w:ascii="Times New Roman" w:hAnsi="Times New Roman" w:cs="Times New Roman"/>
+          <w:sz w:val="24"/>
+          <w:szCs w:val="24"/>
+        </w:rPr>
+        <w:fldChar w:fldCharType="separate"/>
+      </w:r>
+    </w:p>
+    <w:p>
+      <w:pPr>
+        <w:jc w:val="center"/>
+      </w:pPr>
+      <w:r>
+        <w:rPr>
+          <w:rFonts w:ascii="Times New Roman" w:hAnsi="Times New Roman" w:cs="Times New Roman"/>
+          <w:sz w:val="24"/>
+          <w:szCs w:val="24"/>
+        </w:rPr>
+        <w:fldChar w:fldCharType="end"/>
+      </w:r>
     </w:p>
     <w:sectPr>
       <w:pgSz w:w="12240" w:h="15840"/>
@@ -3420,7 +5846,7 @@
 </file>
 
 <file path=word/styles.xml><?xml version="1.0" encoding="utf-8"?>
-<w:styles xmlns:mc="http://schemas.openxmlformats.org/markup-compatibility/2006" xmlns:r="http://schemas.openxmlformats.org/officeDocument/2006/relationships" xmlns:w="http://schemas.openxmlformats.org/wordprocessingml/2006/main" xmlns:w14="http://schemas.microsoft.com/office/word/2010/wordml" xmlns:w15="http://schemas.microsoft.com/office/word/2012/wordml" xmlns:w16cid="http://schemas.microsoft.com/office/word/2016/wordml/cid" xmlns:w16se="http://schemas.microsoft.com/office/word/2015/wordml/symex" mc:Ignorable="w14 w15 w16se w16cid">
+<w:styles xmlns:mc="http://schemas.openxmlformats.org/markup-compatibility/2006" xmlns:r="http://schemas.openxmlformats.org/officeDocument/2006/relationships" xmlns:w="http://schemas.openxmlformats.org/wordprocessingml/2006/main" xmlns:w14="http://schemas.microsoft.com/office/word/2010/wordml" xmlns:w15="http://schemas.microsoft.com/office/word/2012/wordml" xmlns:w16cex="http://schemas.microsoft.com/office/word/2018/wordml/cex" xmlns:w16cid="http://schemas.microsoft.com/office/word/2016/wordml/cid" xmlns:w16="http://schemas.microsoft.com/office/word/2018/wordml" xmlns:w16du="http://schemas.microsoft.com/office/word/2023/wordml/word16du" xmlns:w16sdtdh="http://schemas.microsoft.com/office/word/2020/wordml/sdtdatahash" xmlns:w16sdtfl="http://schemas.microsoft.com/office/word/2024/wordml/sdtformatlock" xmlns:w16se="http://schemas.microsoft.com/office/word/2015/wordml/symex" mc:Ignorable="w14 w15 w16se w16cid w16 w16cex w16sdtdh w16sdtfl w16du">
   <w:docDefaults>
     <w:rPrDefault>
       <w:rPr>
@@ -3436,7 +5862,7 @@
       </w:pPr>
     </w:pPrDefault>
   </w:docDefaults>
-  <w:latentStyles w:defLockedState="0" w:defUIPriority="99" w:defSemiHidden="0" w:defUnhideWhenUsed="0" w:defQFormat="0" w:count="375">
+  <w:latentStyles w:defLockedState="0" w:defUIPriority="99" w:defSemiHidden="0" w:defUnhideWhenUsed="0" w:defQFormat="0" w:count="376">
     <w:lsdException w:name="Normal" w:uiPriority="0" w:qFormat="1"/>
     <w:lsdException w:name="heading 1" w:uiPriority="9" w:qFormat="1"/>
     <w:lsdException w:name="heading 2" w:semiHidden="1" w:uiPriority="9" w:unhideWhenUsed="1" w:qFormat="1"/>
@@ -3812,6 +6238,7 @@
     <w:lsdException w:name="Smart Hyperlink" w:semiHidden="1" w:unhideWhenUsed="1"/>
     <w:lsdException w:name="Hashtag" w:semiHidden="1" w:unhideWhenUsed="1"/>
     <w:lsdException w:name="Unresolved Mention" w:semiHidden="1" w:unhideWhenUsed="1"/>
+    <w:lsdException w:name="Smart Link" w:semiHidden="1" w:unhideWhenUsed="1"/>
   </w:latentStyles>
   <w:style w:type="paragraph" w:default="1" w:styleId="Normal">
     <w:name w:val="Normal"/>
@@ -3871,7 +6298,6 @@
   <w:style w:type="character" w:default="1" w:styleId="Fuentedeprrafopredeter">
     <w:name w:val="Default Paragraph Font"/>
     <w:uiPriority w:val="1"/>
-    <w:semiHidden/>
     <w:unhideWhenUsed/>
   </w:style>
   <w:style w:type="table" w:default="1" w:styleId="Tablanormal">
@@ -3926,6 +6352,25 @@
       <w:szCs w:val="26"/>
       <w14:ligatures w14:val="standardContextual"/>
     </w:rPr>
+  </w:style>
+  <w:style w:type="table" w:styleId="Tablaconcuadrcula">
+    <w:name w:val="Table Grid"/>
+    <w:basedOn w:val="Tablanormal"/>
+    <w:uiPriority w:val="39"/>
+    <w:rsid w:val="001E676C"/>
+    <w:pPr>
+      <w:spacing w:after="0" w:line="240" w:lineRule="auto"/>
+    </w:pPr>
+    <w:tblPr>
+      <w:tblBorders>
+        <w:top w:val="single" w:sz="4" w:space="0" w:color="auto"/>
+        <w:left w:val="single" w:sz="4" w:space="0" w:color="auto"/>
+        <w:bottom w:val="single" w:sz="4" w:space="0" w:color="auto"/>
+        <w:right w:val="single" w:sz="4" w:space="0" w:color="auto"/>
+        <w:insideH w:val="single" w:sz="4" w:space="0" w:color="auto"/>
+        <w:insideV w:val="single" w:sz="4" w:space="0" w:color="auto"/>
+      </w:tblBorders>
+    </w:tblPr>
   </w:style>
 </w:styles>
 </file>

--- a/Tablas Diccionario.docx
+++ b/Tablas Diccionario.docx
@@ -63,6 +63,55 @@
         </w:trPr>
         <w:tc>
           <w:tcPr>
+            <w:tcW w:w="11034" w:type="dxa"/>
+            <w:gridSpan w:val="4"/>
+            <w:tcBorders>
+              <w:top w:val="nil"/>
+              <w:left w:val="single" w:sz="4" w:space="0" w:color="auto"/>
+              <w:bottom w:val="single" w:sz="4" w:space="0" w:color="auto"/>
+              <w:right w:val="single" w:sz="4" w:space="0" w:color="auto"/>
+            </w:tcBorders>
+            <w:noWrap/>
+            <w:vAlign w:val="bottom"/>
+          </w:tcPr>
+          <w:p>
+            <w:pPr>
+              <w:spacing w:after="0" w:line="240" w:lineRule="auto"/>
+              <w:rPr>
+                <w:rFonts w:ascii="Calibri" w:eastAsia="Times New Roman" w:hAnsi="Calibri" w:cs="Calibri"/>
+                <w:color w:val="000000"/>
+                <w:lang w:eastAsia="es-CO"/>
+              </w:rPr>
+            </w:pPr>
+            <w:r>
+              <w:rPr>
+                <w:rFonts w:ascii="Times New Roman" w:eastAsia="Times New Roman" w:hAnsi="Times New Roman" w:cs="Times New Roman"/>
+                <w:color w:val="000000"/>
+                <w:sz w:val="24"/>
+                <w:szCs w:val="24"/>
+                <w:lang w:val="es-419" w:eastAsia="es-CO"/>
+              </w:rPr>
+              <w:t xml:space="preserve">Esta tabla se encarga de gestionar los datos </w:t>
+            </w:r>
+            <w:r>
+              <w:rPr>
+                <w:rFonts w:ascii="Times New Roman" w:eastAsia="Times New Roman" w:hAnsi="Times New Roman" w:cs="Times New Roman"/>
+                <w:color w:val="000000"/>
+                <w:sz w:val="24"/>
+                <w:szCs w:val="24"/>
+                <w:lang w:val="es-419" w:eastAsia="es-CO"/>
+              </w:rPr>
+              <w:t>Movimiento</w:t>
+            </w:r>
+          </w:p>
+        </w:tc>
+      </w:tr>
+      <w:tr>
+        <w:trPr>
+          <w:trHeight w:val="262"/>
+        </w:trPr>
+        <w:tc>
+          <w:tcPr>
             <w:tcW w:w="1683" w:type="dxa"/>
             <w:tcBorders>
               <w:top w:val="nil"/>
@@ -952,7 +1001,8 @@
         </w:trPr>
         <w:tc>
           <w:tcPr>
-            <w:tcW w:w="1646" w:type="dxa"/>
+            <w:tcW w:w="11058" w:type="dxa"/>
+            <w:gridSpan w:val="4"/>
             <w:tcBorders>
               <w:top w:val="nil"/>
               <w:left w:val="single" w:sz="4" w:space="0" w:color="auto"/>
@@ -961,123 +1011,36 @@
             </w:tcBorders>
             <w:noWrap/>
             <w:vAlign w:val="bottom"/>
-            <w:hideMark/>
-          </w:tcPr>
-          <w:p>
-            <w:pPr>
-              <w:spacing w:after="0" w:line="240" w:lineRule="auto"/>
-              <w:rPr>
-                <w:rFonts w:ascii="Calibri" w:eastAsia="Times New Roman" w:hAnsi="Calibri" w:cs="Calibri"/>
-                <w:color w:val="000000"/>
-                <w:lang w:eastAsia="es-CO"/>
-              </w:rPr>
-            </w:pPr>
-            <w:r>
-              <w:rPr>
-                <w:rFonts w:ascii="Calibri" w:eastAsia="Times New Roman" w:hAnsi="Calibri" w:cs="Calibri"/>
-                <w:color w:val="000000"/>
-                <w:lang w:eastAsia="es-CO"/>
-              </w:rPr>
-              <w:t>Campo</w:t>
-            </w:r>
-          </w:p>
-        </w:tc>
-        <w:tc>
-          <w:tcPr>
-            <w:tcW w:w="1805" w:type="dxa"/>
-            <w:tcBorders>
-              <w:top w:val="nil"/>
-              <w:left w:val="nil"/>
-              <w:bottom w:val="single" w:sz="4" w:space="0" w:color="auto"/>
-              <w:right w:val="single" w:sz="4" w:space="0" w:color="auto"/>
-            </w:tcBorders>
-            <w:noWrap/>
-            <w:vAlign w:val="bottom"/>
-            <w:hideMark/>
-          </w:tcPr>
-          <w:p>
-            <w:pPr>
-              <w:spacing w:after="0" w:line="240" w:lineRule="auto"/>
-              <w:rPr>
-                <w:rFonts w:ascii="Calibri" w:eastAsia="Times New Roman" w:hAnsi="Calibri" w:cs="Calibri"/>
-                <w:color w:val="000000"/>
-                <w:lang w:eastAsia="es-CO"/>
-              </w:rPr>
-            </w:pPr>
-            <w:r>
-              <w:rPr>
-                <w:rFonts w:ascii="Calibri" w:eastAsia="Times New Roman" w:hAnsi="Calibri" w:cs="Calibri"/>
-                <w:color w:val="000000"/>
-                <w:lang w:eastAsia="es-CO"/>
-              </w:rPr>
-              <w:t>Tipo de Dato</w:t>
-            </w:r>
-          </w:p>
-        </w:tc>
-        <w:tc>
-          <w:tcPr>
-            <w:tcW w:w="1161" w:type="dxa"/>
-            <w:tcBorders>
-              <w:top w:val="nil"/>
-              <w:left w:val="nil"/>
-              <w:bottom w:val="single" w:sz="4" w:space="0" w:color="auto"/>
-              <w:right w:val="single" w:sz="4" w:space="0" w:color="auto"/>
-            </w:tcBorders>
-            <w:noWrap/>
-            <w:vAlign w:val="bottom"/>
-            <w:hideMark/>
-          </w:tcPr>
-          <w:p>
-            <w:pPr>
-              <w:spacing w:after="0" w:line="240" w:lineRule="auto"/>
-              <w:rPr>
-                <w:rFonts w:ascii="Calibri" w:eastAsia="Times New Roman" w:hAnsi="Calibri" w:cs="Calibri"/>
-                <w:color w:val="000000"/>
-                <w:lang w:eastAsia="es-CO"/>
-              </w:rPr>
-            </w:pPr>
-            <w:r>
-              <w:rPr>
-                <w:rFonts w:ascii="Calibri" w:eastAsia="Times New Roman" w:hAnsi="Calibri" w:cs="Calibri"/>
-                <w:color w:val="000000"/>
-                <w:lang w:eastAsia="es-CO"/>
-              </w:rPr>
-              <w:t>Tamaño</w:t>
-            </w:r>
-          </w:p>
-        </w:tc>
-        <w:tc>
-          <w:tcPr>
-            <w:tcW w:w="6444" w:type="dxa"/>
-            <w:tcBorders>
-              <w:top w:val="nil"/>
-              <w:left w:val="nil"/>
-              <w:bottom w:val="single" w:sz="4" w:space="0" w:color="auto"/>
-              <w:right w:val="single" w:sz="4" w:space="0" w:color="auto"/>
-            </w:tcBorders>
-            <w:noWrap/>
-            <w:vAlign w:val="bottom"/>
-            <w:hideMark/>
-          </w:tcPr>
-          <w:p>
-            <w:pPr>
-              <w:spacing w:after="0" w:line="240" w:lineRule="auto"/>
-              <w:rPr>
-                <w:rFonts w:ascii="Calibri" w:eastAsia="Times New Roman" w:hAnsi="Calibri" w:cs="Calibri"/>
-                <w:color w:val="000000"/>
-                <w:lang w:eastAsia="es-CO"/>
-              </w:rPr>
-            </w:pPr>
-            <w:proofErr w:type="spellStart"/>
-            <w:r>
-              <w:rPr>
-                <w:rFonts w:ascii="Calibri" w:eastAsia="Times New Roman" w:hAnsi="Calibri" w:cs="Calibri"/>
-                <w:color w:val="000000"/>
-                <w:lang w:eastAsia="es-CO"/>
-              </w:rPr>
-              <w:t>Descripcion</w:t>
-            </w:r>
-            <w:proofErr w:type="spellEnd"/>
+          </w:tcPr>
+          <w:p>
+            <w:pPr>
+              <w:spacing w:after="0" w:line="240" w:lineRule="auto"/>
+              <w:rPr>
+                <w:rFonts w:ascii="Calibri" w:eastAsia="Times New Roman" w:hAnsi="Calibri" w:cs="Calibri"/>
+                <w:color w:val="000000"/>
+                <w:lang w:eastAsia="es-CO"/>
+              </w:rPr>
+            </w:pPr>
+            <w:r>
+              <w:rPr>
+                <w:rFonts w:ascii="Times New Roman" w:eastAsia="Times New Roman" w:hAnsi="Times New Roman" w:cs="Times New Roman"/>
+                <w:color w:val="000000"/>
+                <w:sz w:val="24"/>
+                <w:szCs w:val="24"/>
+                <w:lang w:val="es-419" w:eastAsia="es-CO"/>
+              </w:rPr>
+              <w:t xml:space="preserve">Esta tabla se encarga de gestionar los datos </w:t>
+            </w:r>
+            <w:r>
+              <w:rPr>
+                <w:rFonts w:ascii="Times New Roman" w:eastAsia="Times New Roman" w:hAnsi="Times New Roman" w:cs="Times New Roman"/>
+                <w:color w:val="000000"/>
+                <w:sz w:val="24"/>
+                <w:szCs w:val="24"/>
+                <w:lang w:val="es-419" w:eastAsia="es-CO"/>
+              </w:rPr>
+              <w:t>Tipo de Movimiento</w:t>
+            </w:r>
           </w:p>
         </w:tc>
       </w:tr>
@@ -1113,7 +1076,7 @@
                 <w:color w:val="000000"/>
                 <w:lang w:eastAsia="es-CO"/>
               </w:rPr>
-              <w:t>ID</w:t>
+              <w:t>Campo</w:t>
             </w:r>
           </w:p>
         </w:tc>
@@ -1145,7 +1108,7 @@
                 <w:color w:val="000000"/>
                 <w:lang w:eastAsia="es-CO"/>
               </w:rPr>
-              <w:t>CARÁCTER</w:t>
+              <w:t>Tipo de Dato</w:t>
             </w:r>
           </w:p>
         </w:tc>
@@ -1165,26 +1128,25 @@
           <w:p>
             <w:pPr>
               <w:spacing w:after="0" w:line="240" w:lineRule="auto"/>
-              <w:jc w:val="right"/>
-              <w:rPr>
-                <w:rFonts w:ascii="Calibri" w:eastAsia="Times New Roman" w:hAnsi="Calibri" w:cs="Calibri"/>
-                <w:color w:val="000000"/>
-                <w:lang w:eastAsia="es-CO"/>
-              </w:rPr>
-            </w:pPr>
-            <w:r>
-              <w:rPr>
-                <w:rFonts w:ascii="Calibri" w:eastAsia="Times New Roman" w:hAnsi="Calibri" w:cs="Calibri"/>
-                <w:color w:val="000000"/>
-                <w:lang w:eastAsia="es-CO"/>
-              </w:rPr>
-              <w:t>5</w:t>
-            </w:r>
-          </w:p>
-        </w:tc>
-        <w:tc>
-          <w:tcPr>
-            <w:tcW w:w="6444" w:type="dxa"/>
+              <w:rPr>
+                <w:rFonts w:ascii="Calibri" w:eastAsia="Times New Roman" w:hAnsi="Calibri" w:cs="Calibri"/>
+                <w:color w:val="000000"/>
+                <w:lang w:eastAsia="es-CO"/>
+              </w:rPr>
+            </w:pPr>
+            <w:r>
+              <w:rPr>
+                <w:rFonts w:ascii="Calibri" w:eastAsia="Times New Roman" w:hAnsi="Calibri" w:cs="Calibri"/>
+                <w:color w:val="000000"/>
+                <w:lang w:eastAsia="es-CO"/>
+              </w:rPr>
+              <w:t>Tamaño</w:t>
+            </w:r>
+          </w:p>
+        </w:tc>
+        <w:tc>
+          <w:tcPr>
+            <w:tcW w:w="6446" w:type="dxa"/>
             <w:tcBorders>
               <w:top w:val="nil"/>
               <w:left w:val="nil"/>
@@ -1204,14 +1166,6 @@
                 <w:lang w:eastAsia="es-CO"/>
               </w:rPr>
             </w:pPr>
-            <w:r>
-              <w:rPr>
-                <w:rFonts w:ascii="Calibri" w:eastAsia="Times New Roman" w:hAnsi="Calibri" w:cs="Calibri"/>
-                <w:color w:val="000000"/>
-                <w:lang w:eastAsia="es-CO"/>
-              </w:rPr>
-              <w:t xml:space="preserve">Identificador </w:t>
-            </w:r>
             <w:proofErr w:type="spellStart"/>
             <w:r>
               <w:rPr>
@@ -1219,17 +1173,9 @@
                 <w:color w:val="000000"/>
                 <w:lang w:eastAsia="es-CO"/>
               </w:rPr>
-              <w:t>unico</w:t>
+              <w:t>Descripcion</w:t>
             </w:r>
             <w:proofErr w:type="spellEnd"/>
-            <w:r>
-              <w:rPr>
-                <w:rFonts w:ascii="Calibri" w:eastAsia="Times New Roman" w:hAnsi="Calibri" w:cs="Calibri"/>
-                <w:color w:val="000000"/>
-                <w:lang w:eastAsia="es-CO"/>
-              </w:rPr>
-              <w:t xml:space="preserve"> para el tipo de movimiento </w:t>
-            </w:r>
           </w:p>
         </w:tc>
       </w:tr>
@@ -1259,6 +1205,111 @@
                 <w:lang w:eastAsia="es-CO"/>
               </w:rPr>
             </w:pPr>
+            <w:r>
+              <w:rPr>
+                <w:rFonts w:ascii="Calibri" w:eastAsia="Times New Roman" w:hAnsi="Calibri" w:cs="Calibri"/>
+                <w:color w:val="000000"/>
+                <w:lang w:eastAsia="es-CO"/>
+              </w:rPr>
+              <w:t>ID</w:t>
+            </w:r>
+          </w:p>
+        </w:tc>
+        <w:tc>
+          <w:tcPr>
+            <w:tcW w:w="1805" w:type="dxa"/>
+            <w:tcBorders>
+              <w:top w:val="nil"/>
+              <w:left w:val="nil"/>
+              <w:bottom w:val="single" w:sz="4" w:space="0" w:color="auto"/>
+              <w:right w:val="single" w:sz="4" w:space="0" w:color="auto"/>
+            </w:tcBorders>
+            <w:noWrap/>
+            <w:vAlign w:val="bottom"/>
+            <w:hideMark/>
+          </w:tcPr>
+          <w:p>
+            <w:pPr>
+              <w:spacing w:after="0" w:line="240" w:lineRule="auto"/>
+              <w:rPr>
+                <w:rFonts w:ascii="Calibri" w:eastAsia="Times New Roman" w:hAnsi="Calibri" w:cs="Calibri"/>
+                <w:color w:val="000000"/>
+                <w:lang w:eastAsia="es-CO"/>
+              </w:rPr>
+            </w:pPr>
+            <w:r>
+              <w:rPr>
+                <w:rFonts w:ascii="Calibri" w:eastAsia="Times New Roman" w:hAnsi="Calibri" w:cs="Calibri"/>
+                <w:color w:val="000000"/>
+                <w:lang w:eastAsia="es-CO"/>
+              </w:rPr>
+              <w:t>CARÁCTER</w:t>
+            </w:r>
+          </w:p>
+        </w:tc>
+        <w:tc>
+          <w:tcPr>
+            <w:tcW w:w="1161" w:type="dxa"/>
+            <w:tcBorders>
+              <w:top w:val="nil"/>
+              <w:left w:val="nil"/>
+              <w:bottom w:val="single" w:sz="4" w:space="0" w:color="auto"/>
+              <w:right w:val="single" w:sz="4" w:space="0" w:color="auto"/>
+            </w:tcBorders>
+            <w:noWrap/>
+            <w:vAlign w:val="bottom"/>
+            <w:hideMark/>
+          </w:tcPr>
+          <w:p>
+            <w:pPr>
+              <w:spacing w:after="0" w:line="240" w:lineRule="auto"/>
+              <w:jc w:val="right"/>
+              <w:rPr>
+                <w:rFonts w:ascii="Calibri" w:eastAsia="Times New Roman" w:hAnsi="Calibri" w:cs="Calibri"/>
+                <w:color w:val="000000"/>
+                <w:lang w:eastAsia="es-CO"/>
+              </w:rPr>
+            </w:pPr>
+            <w:r>
+              <w:rPr>
+                <w:rFonts w:ascii="Calibri" w:eastAsia="Times New Roman" w:hAnsi="Calibri" w:cs="Calibri"/>
+                <w:color w:val="000000"/>
+                <w:lang w:eastAsia="es-CO"/>
+              </w:rPr>
+              <w:t>5</w:t>
+            </w:r>
+          </w:p>
+        </w:tc>
+        <w:tc>
+          <w:tcPr>
+            <w:tcW w:w="6446" w:type="dxa"/>
+            <w:tcBorders>
+              <w:top w:val="nil"/>
+              <w:left w:val="nil"/>
+              <w:bottom w:val="single" w:sz="4" w:space="0" w:color="auto"/>
+              <w:right w:val="single" w:sz="4" w:space="0" w:color="auto"/>
+            </w:tcBorders>
+            <w:noWrap/>
+            <w:vAlign w:val="bottom"/>
+            <w:hideMark/>
+          </w:tcPr>
+          <w:p>
+            <w:pPr>
+              <w:spacing w:after="0" w:line="240" w:lineRule="auto"/>
+              <w:rPr>
+                <w:rFonts w:ascii="Calibri" w:eastAsia="Times New Roman" w:hAnsi="Calibri" w:cs="Calibri"/>
+                <w:color w:val="000000"/>
+                <w:lang w:eastAsia="es-CO"/>
+              </w:rPr>
+            </w:pPr>
+            <w:r>
+              <w:rPr>
+                <w:rFonts w:ascii="Calibri" w:eastAsia="Times New Roman" w:hAnsi="Calibri" w:cs="Calibri"/>
+                <w:color w:val="000000"/>
+                <w:lang w:eastAsia="es-CO"/>
+              </w:rPr>
+              <w:t xml:space="preserve">Identificador </w:t>
+            </w:r>
             <w:proofErr w:type="spellStart"/>
             <w:r>
               <w:rPr>
@@ -1266,6 +1317,53 @@
                 <w:color w:val="000000"/>
                 <w:lang w:eastAsia="es-CO"/>
               </w:rPr>
+              <w:t>unico</w:t>
+            </w:r>
+            <w:proofErr w:type="spellEnd"/>
+            <w:r>
+              <w:rPr>
+                <w:rFonts w:ascii="Calibri" w:eastAsia="Times New Roman" w:hAnsi="Calibri" w:cs="Calibri"/>
+                <w:color w:val="000000"/>
+                <w:lang w:eastAsia="es-CO"/>
+              </w:rPr>
+              <w:t xml:space="preserve"> para el tipo de movimiento </w:t>
+            </w:r>
+          </w:p>
+        </w:tc>
+      </w:tr>
+      <w:tr>
+        <w:trPr>
+          <w:trHeight w:val="284"/>
+        </w:trPr>
+        <w:tc>
+          <w:tcPr>
+            <w:tcW w:w="1646" w:type="dxa"/>
+            <w:tcBorders>
+              <w:top w:val="nil"/>
+              <w:left w:val="single" w:sz="4" w:space="0" w:color="auto"/>
+              <w:bottom w:val="single" w:sz="4" w:space="0" w:color="auto"/>
+              <w:right w:val="single" w:sz="4" w:space="0" w:color="auto"/>
+            </w:tcBorders>
+            <w:noWrap/>
+            <w:vAlign w:val="bottom"/>
+            <w:hideMark/>
+          </w:tcPr>
+          <w:p>
+            <w:pPr>
+              <w:spacing w:after="0" w:line="240" w:lineRule="auto"/>
+              <w:rPr>
+                <w:rFonts w:ascii="Calibri" w:eastAsia="Times New Roman" w:hAnsi="Calibri" w:cs="Calibri"/>
+                <w:color w:val="000000"/>
+                <w:lang w:eastAsia="es-CO"/>
+              </w:rPr>
+            </w:pPr>
+            <w:proofErr w:type="spellStart"/>
+            <w:r>
+              <w:rPr>
+                <w:rFonts w:ascii="Calibri" w:eastAsia="Times New Roman" w:hAnsi="Calibri" w:cs="Calibri"/>
+                <w:color w:val="000000"/>
+                <w:lang w:eastAsia="es-CO"/>
+              </w:rPr>
               <w:t>Descripcion</w:t>
             </w:r>
             <w:proofErr w:type="spellEnd"/>
@@ -1346,7 +1444,7 @@
         </w:tc>
         <w:tc>
           <w:tcPr>
-            <w:tcW w:w="6444" w:type="dxa"/>
+            <w:tcW w:w="6446" w:type="dxa"/>
             <w:tcBorders>
               <w:top w:val="nil"/>
               <w:left w:val="nil"/>
@@ -1488,6 +1586,103 @@
             </w:tcBorders>
             <w:noWrap/>
             <w:vAlign w:val="bottom"/>
+          </w:tcPr>
+          <w:p>
+            <w:pPr>
+              <w:spacing w:after="0" w:line="240" w:lineRule="auto"/>
+              <w:rPr>
+                <w:rFonts w:ascii="Calibri" w:eastAsia="Times New Roman" w:hAnsi="Calibri" w:cs="Calibri"/>
+                <w:color w:val="000000"/>
+                <w:lang w:eastAsia="es-CO"/>
+              </w:rPr>
+            </w:pPr>
+          </w:p>
+        </w:tc>
+        <w:tc>
+          <w:tcPr>
+            <w:tcW w:w="1293" w:type="dxa"/>
+            <w:tcBorders>
+              <w:top w:val="nil"/>
+              <w:left w:val="nil"/>
+              <w:bottom w:val="single" w:sz="4" w:space="0" w:color="auto"/>
+              <w:right w:val="single" w:sz="4" w:space="0" w:color="auto"/>
+            </w:tcBorders>
+            <w:noWrap/>
+            <w:vAlign w:val="bottom"/>
+          </w:tcPr>
+          <w:p>
+            <w:pPr>
+              <w:spacing w:after="0" w:line="240" w:lineRule="auto"/>
+              <w:rPr>
+                <w:rFonts w:ascii="Calibri" w:eastAsia="Times New Roman" w:hAnsi="Calibri" w:cs="Calibri"/>
+                <w:color w:val="000000"/>
+                <w:lang w:eastAsia="es-CO"/>
+              </w:rPr>
+            </w:pPr>
+          </w:p>
+        </w:tc>
+        <w:tc>
+          <w:tcPr>
+            <w:tcW w:w="936" w:type="dxa"/>
+            <w:tcBorders>
+              <w:top w:val="nil"/>
+              <w:left w:val="nil"/>
+              <w:bottom w:val="single" w:sz="4" w:space="0" w:color="auto"/>
+              <w:right w:val="single" w:sz="4" w:space="0" w:color="auto"/>
+            </w:tcBorders>
+            <w:noWrap/>
+            <w:vAlign w:val="bottom"/>
+          </w:tcPr>
+          <w:p>
+            <w:pPr>
+              <w:spacing w:after="0" w:line="240" w:lineRule="auto"/>
+              <w:rPr>
+                <w:rFonts w:ascii="Calibri" w:eastAsia="Times New Roman" w:hAnsi="Calibri" w:cs="Calibri"/>
+                <w:color w:val="000000"/>
+                <w:lang w:eastAsia="es-CO"/>
+              </w:rPr>
+            </w:pPr>
+          </w:p>
+        </w:tc>
+        <w:tc>
+          <w:tcPr>
+            <w:tcW w:w="7792" w:type="dxa"/>
+            <w:tcBorders>
+              <w:top w:val="nil"/>
+              <w:left w:val="nil"/>
+              <w:bottom w:val="single" w:sz="4" w:space="0" w:color="auto"/>
+              <w:right w:val="single" w:sz="4" w:space="0" w:color="auto"/>
+            </w:tcBorders>
+            <w:noWrap/>
+            <w:vAlign w:val="bottom"/>
+          </w:tcPr>
+          <w:p>
+            <w:pPr>
+              <w:spacing w:after="0" w:line="240" w:lineRule="auto"/>
+              <w:rPr>
+                <w:rFonts w:ascii="Calibri" w:eastAsia="Times New Roman" w:hAnsi="Calibri" w:cs="Calibri"/>
+                <w:color w:val="000000"/>
+                <w:lang w:eastAsia="es-CO"/>
+              </w:rPr>
+            </w:pPr>
+          </w:p>
+        </w:tc>
+      </w:tr>
+      <w:tr>
+        <w:trPr>
+          <w:trHeight w:val="299"/>
+        </w:trPr>
+        <w:tc>
+          <w:tcPr>
+            <w:tcW w:w="1007" w:type="dxa"/>
+            <w:tcBorders>
+              <w:top w:val="nil"/>
+              <w:left w:val="single" w:sz="4" w:space="0" w:color="auto"/>
+              <w:bottom w:val="single" w:sz="4" w:space="0" w:color="auto"/>
+              <w:right w:val="single" w:sz="4" w:space="0" w:color="auto"/>
+            </w:tcBorders>
+            <w:noWrap/>
+            <w:vAlign w:val="bottom"/>
             <w:hideMark/>
           </w:tcPr>
           <w:p>
@@ -2463,7 +2658,8 @@
         </w:trPr>
         <w:tc>
           <w:tcPr>
-            <w:tcW w:w="1866" w:type="dxa"/>
+            <w:tcW w:w="11044" w:type="dxa"/>
+            <w:gridSpan w:val="4"/>
             <w:tcBorders>
               <w:top w:val="nil"/>
               <w:left w:val="single" w:sz="4" w:space="0" w:color="auto"/>
@@ -2472,123 +2668,36 @@
             </w:tcBorders>
             <w:noWrap/>
             <w:vAlign w:val="bottom"/>
-            <w:hideMark/>
-          </w:tcPr>
-          <w:p>
-            <w:pPr>
-              <w:spacing w:after="0" w:line="240" w:lineRule="auto"/>
-              <w:rPr>
-                <w:rFonts w:ascii="Calibri" w:eastAsia="Times New Roman" w:hAnsi="Calibri" w:cs="Calibri"/>
-                <w:color w:val="000000"/>
-                <w:lang w:eastAsia="es-CO"/>
-              </w:rPr>
-            </w:pPr>
-            <w:r>
-              <w:rPr>
-                <w:rFonts w:ascii="Calibri" w:eastAsia="Times New Roman" w:hAnsi="Calibri" w:cs="Calibri"/>
-                <w:color w:val="000000"/>
-                <w:lang w:eastAsia="es-CO"/>
-              </w:rPr>
-              <w:t>Campo</w:t>
-            </w:r>
-          </w:p>
-        </w:tc>
-        <w:tc>
-          <w:tcPr>
-            <w:tcW w:w="1600" w:type="dxa"/>
-            <w:tcBorders>
-              <w:top w:val="nil"/>
-              <w:left w:val="nil"/>
-              <w:bottom w:val="single" w:sz="4" w:space="0" w:color="auto"/>
-              <w:right w:val="single" w:sz="4" w:space="0" w:color="auto"/>
-            </w:tcBorders>
-            <w:noWrap/>
-            <w:vAlign w:val="bottom"/>
-            <w:hideMark/>
-          </w:tcPr>
-          <w:p>
-            <w:pPr>
-              <w:spacing w:after="0" w:line="240" w:lineRule="auto"/>
-              <w:rPr>
-                <w:rFonts w:ascii="Calibri" w:eastAsia="Times New Roman" w:hAnsi="Calibri" w:cs="Calibri"/>
-                <w:color w:val="000000"/>
-                <w:lang w:eastAsia="es-CO"/>
-              </w:rPr>
-            </w:pPr>
-            <w:r>
-              <w:rPr>
-                <w:rFonts w:ascii="Calibri" w:eastAsia="Times New Roman" w:hAnsi="Calibri" w:cs="Calibri"/>
-                <w:color w:val="000000"/>
-                <w:lang w:eastAsia="es-CO"/>
-              </w:rPr>
-              <w:t>Tipo de Dato</w:t>
-            </w:r>
-          </w:p>
-        </w:tc>
-        <w:tc>
-          <w:tcPr>
-            <w:tcW w:w="1029" w:type="dxa"/>
-            <w:tcBorders>
-              <w:top w:val="nil"/>
-              <w:left w:val="nil"/>
-              <w:bottom w:val="single" w:sz="4" w:space="0" w:color="auto"/>
-              <w:right w:val="single" w:sz="4" w:space="0" w:color="auto"/>
-            </w:tcBorders>
-            <w:noWrap/>
-            <w:vAlign w:val="bottom"/>
-            <w:hideMark/>
-          </w:tcPr>
-          <w:p>
-            <w:pPr>
-              <w:spacing w:after="0" w:line="240" w:lineRule="auto"/>
-              <w:rPr>
-                <w:rFonts w:ascii="Calibri" w:eastAsia="Times New Roman" w:hAnsi="Calibri" w:cs="Calibri"/>
-                <w:color w:val="000000"/>
-                <w:lang w:eastAsia="es-CO"/>
-              </w:rPr>
-            </w:pPr>
-            <w:r>
-              <w:rPr>
-                <w:rFonts w:ascii="Calibri" w:eastAsia="Times New Roman" w:hAnsi="Calibri" w:cs="Calibri"/>
-                <w:color w:val="000000"/>
-                <w:lang w:eastAsia="es-CO"/>
-              </w:rPr>
-              <w:t>Tamaño</w:t>
-            </w:r>
-          </w:p>
-        </w:tc>
-        <w:tc>
-          <w:tcPr>
-            <w:tcW w:w="6548" w:type="dxa"/>
-            <w:tcBorders>
-              <w:top w:val="nil"/>
-              <w:left w:val="nil"/>
-              <w:bottom w:val="single" w:sz="4" w:space="0" w:color="auto"/>
-              <w:right w:val="single" w:sz="4" w:space="0" w:color="auto"/>
-            </w:tcBorders>
-            <w:noWrap/>
-            <w:vAlign w:val="bottom"/>
-            <w:hideMark/>
-          </w:tcPr>
-          <w:p>
-            <w:pPr>
-              <w:spacing w:after="0" w:line="240" w:lineRule="auto"/>
-              <w:rPr>
-                <w:rFonts w:ascii="Calibri" w:eastAsia="Times New Roman" w:hAnsi="Calibri" w:cs="Calibri"/>
-                <w:color w:val="000000"/>
-                <w:lang w:eastAsia="es-CO"/>
-              </w:rPr>
-            </w:pPr>
-            <w:proofErr w:type="spellStart"/>
-            <w:r>
-              <w:rPr>
-                <w:rFonts w:ascii="Calibri" w:eastAsia="Times New Roman" w:hAnsi="Calibri" w:cs="Calibri"/>
-                <w:color w:val="000000"/>
-                <w:lang w:eastAsia="es-CO"/>
-              </w:rPr>
-              <w:t>Descripcion</w:t>
-            </w:r>
-            <w:proofErr w:type="spellEnd"/>
+          </w:tcPr>
+          <w:p>
+            <w:pPr>
+              <w:spacing w:after="0" w:line="240" w:lineRule="auto"/>
+              <w:rPr>
+                <w:rFonts w:ascii="Calibri" w:eastAsia="Times New Roman" w:hAnsi="Calibri" w:cs="Calibri"/>
+                <w:color w:val="000000"/>
+                <w:lang w:eastAsia="es-CO"/>
+              </w:rPr>
+            </w:pPr>
+            <w:r>
+              <w:rPr>
+                <w:rFonts w:ascii="Times New Roman" w:eastAsia="Times New Roman" w:hAnsi="Times New Roman" w:cs="Times New Roman"/>
+                <w:color w:val="000000"/>
+                <w:sz w:val="24"/>
+                <w:szCs w:val="24"/>
+                <w:lang w:val="es-419" w:eastAsia="es-CO"/>
+              </w:rPr>
+              <w:t xml:space="preserve">Esta tabla se encarga de gestionar los datos </w:t>
+            </w:r>
+            <w:r>
+              <w:rPr>
+                <w:rFonts w:ascii="Times New Roman" w:eastAsia="Times New Roman" w:hAnsi="Times New Roman" w:cs="Times New Roman"/>
+                <w:color w:val="000000"/>
+                <w:sz w:val="24"/>
+                <w:szCs w:val="24"/>
+                <w:lang w:val="es-419" w:eastAsia="es-CO"/>
+              </w:rPr>
+              <w:t>Producto Terminado</w:t>
+            </w:r>
           </w:p>
         </w:tc>
       </w:tr>
@@ -2624,7 +2733,7 @@
                 <w:color w:val="000000"/>
                 <w:lang w:eastAsia="es-CO"/>
               </w:rPr>
-              <w:t>ID</w:t>
+              <w:t>Campo</w:t>
             </w:r>
           </w:p>
         </w:tc>
@@ -2656,7 +2765,7 @@
                 <w:color w:val="000000"/>
                 <w:lang w:eastAsia="es-CO"/>
               </w:rPr>
-              <w:t>CARÁCTER</w:t>
+              <w:t>Tipo de Dato</w:t>
             </w:r>
           </w:p>
         </w:tc>
@@ -2676,26 +2785,25 @@
           <w:p>
             <w:pPr>
               <w:spacing w:after="0" w:line="240" w:lineRule="auto"/>
-              <w:jc w:val="right"/>
-              <w:rPr>
-                <w:rFonts w:ascii="Calibri" w:eastAsia="Times New Roman" w:hAnsi="Calibri" w:cs="Calibri"/>
-                <w:color w:val="000000"/>
-                <w:lang w:eastAsia="es-CO"/>
-              </w:rPr>
-            </w:pPr>
-            <w:r>
-              <w:rPr>
-                <w:rFonts w:ascii="Calibri" w:eastAsia="Times New Roman" w:hAnsi="Calibri" w:cs="Calibri"/>
-                <w:color w:val="000000"/>
-                <w:lang w:eastAsia="es-CO"/>
-              </w:rPr>
-              <w:t>6</w:t>
-            </w:r>
-          </w:p>
-        </w:tc>
-        <w:tc>
-          <w:tcPr>
-            <w:tcW w:w="6548" w:type="dxa"/>
+              <w:rPr>
+                <w:rFonts w:ascii="Calibri" w:eastAsia="Times New Roman" w:hAnsi="Calibri" w:cs="Calibri"/>
+                <w:color w:val="000000"/>
+                <w:lang w:eastAsia="es-CO"/>
+              </w:rPr>
+            </w:pPr>
+            <w:r>
+              <w:rPr>
+                <w:rFonts w:ascii="Calibri" w:eastAsia="Times New Roman" w:hAnsi="Calibri" w:cs="Calibri"/>
+                <w:color w:val="000000"/>
+                <w:lang w:eastAsia="es-CO"/>
+              </w:rPr>
+              <w:t>Tamaño</w:t>
+            </w:r>
+          </w:p>
+        </w:tc>
+        <w:tc>
+          <w:tcPr>
+            <w:tcW w:w="6549" w:type="dxa"/>
             <w:tcBorders>
               <w:top w:val="nil"/>
               <w:left w:val="nil"/>
@@ -2715,14 +2823,6 @@
                 <w:lang w:eastAsia="es-CO"/>
               </w:rPr>
             </w:pPr>
-            <w:r>
-              <w:rPr>
-                <w:rFonts w:ascii="Calibri" w:eastAsia="Times New Roman" w:hAnsi="Calibri" w:cs="Calibri"/>
-                <w:color w:val="000000"/>
-                <w:lang w:eastAsia="es-CO"/>
-              </w:rPr>
-              <w:t xml:space="preserve">Identificador del producto según la </w:t>
-            </w:r>
             <w:proofErr w:type="spellStart"/>
             <w:r>
               <w:rPr>
@@ -2730,17 +2830,9 @@
                 <w:color w:val="000000"/>
                 <w:lang w:eastAsia="es-CO"/>
               </w:rPr>
-              <w:t>produccion</w:t>
+              <w:t>Descripcion</w:t>
             </w:r>
             <w:proofErr w:type="spellEnd"/>
-            <w:r>
-              <w:rPr>
-                <w:rFonts w:ascii="Calibri" w:eastAsia="Times New Roman" w:hAnsi="Calibri" w:cs="Calibri"/>
-                <w:color w:val="000000"/>
-                <w:lang w:eastAsia="es-CO"/>
-              </w:rPr>
-              <w:t xml:space="preserve"> hecha</w:t>
-            </w:r>
           </w:p>
         </w:tc>
       </w:tr>
@@ -2776,7 +2868,7 @@
                 <w:color w:val="000000"/>
                 <w:lang w:eastAsia="es-CO"/>
               </w:rPr>
-              <w:t>Nombre</w:t>
+              <w:t>ID</w:t>
             </w:r>
           </w:p>
         </w:tc>
@@ -2841,13 +2933,13 @@
                 <w:color w:val="000000"/>
                 <w:lang w:eastAsia="es-CO"/>
               </w:rPr>
-              <w:t>15</w:t>
-            </w:r>
-          </w:p>
-        </w:tc>
-        <w:tc>
-          <w:tcPr>
-            <w:tcW w:w="6548" w:type="dxa"/>
+              <w:t>6</w:t>
+            </w:r>
+          </w:p>
+        </w:tc>
+        <w:tc>
+          <w:tcPr>
+            <w:tcW w:w="6549" w:type="dxa"/>
             <w:tcBorders>
               <w:top w:val="nil"/>
               <w:left w:val="nil"/>
@@ -2873,7 +2965,7 @@
                 <w:color w:val="000000"/>
                 <w:lang w:eastAsia="es-CO"/>
               </w:rPr>
-              <w:t xml:space="preserve">Nombre del producto (Teja </w:t>
+              <w:t xml:space="preserve">Identificador del producto según la </w:t>
             </w:r>
             <w:proofErr w:type="spellStart"/>
             <w:r>
@@ -2882,7 +2974,7 @@
                 <w:color w:val="000000"/>
                 <w:lang w:eastAsia="es-CO"/>
               </w:rPr>
-              <w:t>Acrilica</w:t>
+              <w:t>produccion</w:t>
             </w:r>
             <w:proofErr w:type="spellEnd"/>
             <w:r>
@@ -2891,7 +2983,7 @@
                 <w:color w:val="000000"/>
                 <w:lang w:eastAsia="es-CO"/>
               </w:rPr>
-              <w:t>)</w:t>
+              <w:t xml:space="preserve"> hecha</w:t>
             </w:r>
           </w:p>
         </w:tc>
@@ -2928,7 +3020,7 @@
                 <w:color w:val="000000"/>
                 <w:lang w:eastAsia="es-CO"/>
               </w:rPr>
-              <w:t>Cantidad</w:t>
+              <w:t>Nombre</w:t>
             </w:r>
           </w:p>
         </w:tc>
@@ -2960,7 +3052,7 @@
                 <w:color w:val="000000"/>
                 <w:lang w:eastAsia="es-CO"/>
               </w:rPr>
-              <w:t>NUMERICO</w:t>
+              <w:t>CARÁCTER</w:t>
             </w:r>
           </w:p>
         </w:tc>
@@ -2993,13 +3085,13 @@
                 <w:color w:val="000000"/>
                 <w:lang w:eastAsia="es-CO"/>
               </w:rPr>
-              <w:t>3</w:t>
-            </w:r>
-          </w:p>
-        </w:tc>
-        <w:tc>
-          <w:tcPr>
-            <w:tcW w:w="6548" w:type="dxa"/>
+              <w:t>15</w:t>
+            </w:r>
+          </w:p>
+        </w:tc>
+        <w:tc>
+          <w:tcPr>
+            <w:tcW w:w="6549" w:type="dxa"/>
             <w:tcBorders>
               <w:top w:val="nil"/>
               <w:left w:val="nil"/>
@@ -3025,7 +3117,7 @@
                 <w:color w:val="000000"/>
                 <w:lang w:eastAsia="es-CO"/>
               </w:rPr>
-              <w:t xml:space="preserve">Cantidades hechas una vez finalizada la </w:t>
+              <w:t xml:space="preserve">Nombre del producto (Teja </w:t>
             </w:r>
             <w:proofErr w:type="spellStart"/>
             <w:r>
@@ -3034,9 +3126,17 @@
                 <w:color w:val="000000"/>
                 <w:lang w:eastAsia="es-CO"/>
               </w:rPr>
-              <w:t>produccion</w:t>
+              <w:t>Acrilica</w:t>
             </w:r>
             <w:proofErr w:type="spellEnd"/>
+            <w:r>
+              <w:rPr>
+                <w:rFonts w:ascii="Calibri" w:eastAsia="Times New Roman" w:hAnsi="Calibri" w:cs="Calibri"/>
+                <w:color w:val="000000"/>
+                <w:lang w:eastAsia="es-CO"/>
+              </w:rPr>
+              <w:t>)</w:t>
+            </w:r>
           </w:p>
         </w:tc>
       </w:tr>
@@ -3072,7 +3172,7 @@
                 <w:color w:val="000000"/>
                 <w:lang w:eastAsia="es-CO"/>
               </w:rPr>
-              <w:t>Color</w:t>
+              <w:t>Cantidad</w:t>
             </w:r>
           </w:p>
         </w:tc>
@@ -3104,7 +3204,7 @@
                 <w:color w:val="000000"/>
                 <w:lang w:eastAsia="es-CO"/>
               </w:rPr>
-              <w:t>CARÁCTER</w:t>
+              <w:t>NUMERICO</w:t>
             </w:r>
           </w:p>
         </w:tc>
@@ -3137,13 +3237,13 @@
                 <w:color w:val="000000"/>
                 <w:lang w:eastAsia="es-CO"/>
               </w:rPr>
-              <w:t>10</w:t>
-            </w:r>
-          </w:p>
-        </w:tc>
-        <w:tc>
-          <w:tcPr>
-            <w:tcW w:w="6548" w:type="dxa"/>
+              <w:t>3</w:t>
+            </w:r>
+          </w:p>
+        </w:tc>
+        <w:tc>
+          <w:tcPr>
+            <w:tcW w:w="6549" w:type="dxa"/>
             <w:tcBorders>
               <w:top w:val="nil"/>
               <w:left w:val="nil"/>
@@ -3169,8 +3269,18 @@
                 <w:color w:val="000000"/>
                 <w:lang w:eastAsia="es-CO"/>
               </w:rPr>
-              <w:t>Color del producto hecho</w:t>
-            </w:r>
+              <w:t xml:space="preserve">Cantidades hechas una vez finalizada la </w:t>
+            </w:r>
+            <w:proofErr w:type="spellStart"/>
+            <w:r>
+              <w:rPr>
+                <w:rFonts w:ascii="Calibri" w:eastAsia="Times New Roman" w:hAnsi="Calibri" w:cs="Calibri"/>
+                <w:color w:val="000000"/>
+                <w:lang w:eastAsia="es-CO"/>
+              </w:rPr>
+              <w:t>produccion</w:t>
+            </w:r>
+            <w:proofErr w:type="spellEnd"/>
           </w:p>
         </w:tc>
       </w:tr>
@@ -3206,6 +3316,140 @@
                 <w:color w:val="000000"/>
                 <w:lang w:eastAsia="es-CO"/>
               </w:rPr>
+              <w:t>Color</w:t>
+            </w:r>
+          </w:p>
+        </w:tc>
+        <w:tc>
+          <w:tcPr>
+            <w:tcW w:w="1600" w:type="dxa"/>
+            <w:tcBorders>
+              <w:top w:val="nil"/>
+              <w:left w:val="nil"/>
+              <w:bottom w:val="single" w:sz="4" w:space="0" w:color="auto"/>
+              <w:right w:val="single" w:sz="4" w:space="0" w:color="auto"/>
+            </w:tcBorders>
+            <w:noWrap/>
+            <w:vAlign w:val="bottom"/>
+            <w:hideMark/>
+          </w:tcPr>
+          <w:p>
+            <w:pPr>
+              <w:spacing w:after="0" w:line="240" w:lineRule="auto"/>
+              <w:rPr>
+                <w:rFonts w:ascii="Calibri" w:eastAsia="Times New Roman" w:hAnsi="Calibri" w:cs="Calibri"/>
+                <w:color w:val="000000"/>
+                <w:lang w:eastAsia="es-CO"/>
+              </w:rPr>
+            </w:pPr>
+            <w:r>
+              <w:rPr>
+                <w:rFonts w:ascii="Calibri" w:eastAsia="Times New Roman" w:hAnsi="Calibri" w:cs="Calibri"/>
+                <w:color w:val="000000"/>
+                <w:lang w:eastAsia="es-CO"/>
+              </w:rPr>
+              <w:t>CARÁCTER</w:t>
+            </w:r>
+          </w:p>
+        </w:tc>
+        <w:tc>
+          <w:tcPr>
+            <w:tcW w:w="1029" w:type="dxa"/>
+            <w:tcBorders>
+              <w:top w:val="nil"/>
+              <w:left w:val="nil"/>
+              <w:bottom w:val="single" w:sz="4" w:space="0" w:color="auto"/>
+              <w:right w:val="single" w:sz="4" w:space="0" w:color="auto"/>
+            </w:tcBorders>
+            <w:noWrap/>
+            <w:vAlign w:val="bottom"/>
+            <w:hideMark/>
+          </w:tcPr>
+          <w:p>
+            <w:pPr>
+              <w:spacing w:after="0" w:line="240" w:lineRule="auto"/>
+              <w:jc w:val="right"/>
+              <w:rPr>
+                <w:rFonts w:ascii="Calibri" w:eastAsia="Times New Roman" w:hAnsi="Calibri" w:cs="Calibri"/>
+                <w:color w:val="000000"/>
+                <w:lang w:eastAsia="es-CO"/>
+              </w:rPr>
+            </w:pPr>
+            <w:r>
+              <w:rPr>
+                <w:rFonts w:ascii="Calibri" w:eastAsia="Times New Roman" w:hAnsi="Calibri" w:cs="Calibri"/>
+                <w:color w:val="000000"/>
+                <w:lang w:eastAsia="es-CO"/>
+              </w:rPr>
+              <w:t>10</w:t>
+            </w:r>
+          </w:p>
+        </w:tc>
+        <w:tc>
+          <w:tcPr>
+            <w:tcW w:w="6549" w:type="dxa"/>
+            <w:tcBorders>
+              <w:top w:val="nil"/>
+              <w:left w:val="nil"/>
+              <w:bottom w:val="single" w:sz="4" w:space="0" w:color="auto"/>
+              <w:right w:val="single" w:sz="4" w:space="0" w:color="auto"/>
+            </w:tcBorders>
+            <w:noWrap/>
+            <w:vAlign w:val="bottom"/>
+            <w:hideMark/>
+          </w:tcPr>
+          <w:p>
+            <w:pPr>
+              <w:spacing w:after="0" w:line="240" w:lineRule="auto"/>
+              <w:rPr>
+                <w:rFonts w:ascii="Calibri" w:eastAsia="Times New Roman" w:hAnsi="Calibri" w:cs="Calibri"/>
+                <w:color w:val="000000"/>
+                <w:lang w:eastAsia="es-CO"/>
+              </w:rPr>
+            </w:pPr>
+            <w:r>
+              <w:rPr>
+                <w:rFonts w:ascii="Calibri" w:eastAsia="Times New Roman" w:hAnsi="Calibri" w:cs="Calibri"/>
+                <w:color w:val="000000"/>
+                <w:lang w:eastAsia="es-CO"/>
+              </w:rPr>
+              <w:t>Color del producto hecho</w:t>
+            </w:r>
+          </w:p>
+        </w:tc>
+      </w:tr>
+      <w:tr>
+        <w:trPr>
+          <w:trHeight w:val="280"/>
+        </w:trPr>
+        <w:tc>
+          <w:tcPr>
+            <w:tcW w:w="1866" w:type="dxa"/>
+            <w:tcBorders>
+              <w:top w:val="nil"/>
+              <w:left w:val="single" w:sz="4" w:space="0" w:color="auto"/>
+              <w:bottom w:val="single" w:sz="4" w:space="0" w:color="auto"/>
+              <w:right w:val="single" w:sz="4" w:space="0" w:color="auto"/>
+            </w:tcBorders>
+            <w:noWrap/>
+            <w:vAlign w:val="bottom"/>
+            <w:hideMark/>
+          </w:tcPr>
+          <w:p>
+            <w:pPr>
+              <w:spacing w:after="0" w:line="240" w:lineRule="auto"/>
+              <w:rPr>
+                <w:rFonts w:ascii="Calibri" w:eastAsia="Times New Roman" w:hAnsi="Calibri" w:cs="Calibri"/>
+                <w:color w:val="000000"/>
+                <w:lang w:eastAsia="es-CO"/>
+              </w:rPr>
+            </w:pPr>
+            <w:r>
+              <w:rPr>
+                <w:rFonts w:ascii="Calibri" w:eastAsia="Times New Roman" w:hAnsi="Calibri" w:cs="Calibri"/>
+                <w:color w:val="000000"/>
+                <w:lang w:eastAsia="es-CO"/>
+              </w:rPr>
               <w:t xml:space="preserve">Precio Unitario </w:t>
             </w:r>
           </w:p>
@@ -3277,7 +3521,7 @@
         </w:tc>
         <w:tc>
           <w:tcPr>
-            <w:tcW w:w="6548" w:type="dxa"/>
+            <w:tcW w:w="6549" w:type="dxa"/>
             <w:tcBorders>
               <w:top w:val="nil"/>
               <w:left w:val="nil"/>
@@ -3705,6 +3949,7 @@
                 <w:sz w:val="24"/>
                 <w:szCs w:val="24"/>
               </w:rPr>
+              <w:lastRenderedPageBreak/>
               <w:t>TELEFONO</w:t>
             </w:r>
           </w:p>
@@ -4010,7 +4255,6 @@
           <w:sz w:val="24"/>
           <w:szCs w:val="24"/>
         </w:rPr>
-        <w:lastRenderedPageBreak/>
         <w:fldChar w:fldCharType="end"/>
       </w:r>
     </w:p>
@@ -5740,6 +5984,7 @@
           <w:sz w:val="24"/>
           <w:szCs w:val="24"/>
         </w:rPr>
+        <w:lastRenderedPageBreak/>
         <w:fldChar w:fldCharType="begin"/>
       </w:r>
       <w:r>
@@ -5802,7 +6047,6 @@
           <w:sz w:val="24"/>
           <w:szCs w:val="24"/>
         </w:rPr>
-        <w:lastRenderedPageBreak/>
         <w:fldChar w:fldCharType="begin"/>
       </w:r>
       <w:r>
@@ -6298,6 +6542,7 @@
   <w:style w:type="character" w:default="1" w:styleId="Fuentedeprrafopredeter">
     <w:name w:val="Default Paragraph Font"/>
     <w:uiPriority w:val="1"/>
+    <w:semiHidden/>
     <w:unhideWhenUsed/>
   </w:style>
   <w:style w:type="table" w:default="1" w:styleId="Tablanormal">
